--- a/pt-br/catalogue.docx
+++ b/pt-br/catalogue.docx
@@ -5,7 +5,7 @@
     <w:p>
       <w:pPr>
         <w:pStyle w:val="note"/>
-        <w:divId w:val="303893854"/>
+        <w:divId w:val="1339582383"/>
         <w:rPr>
           <w:rFonts w:ascii="Segoe UI" w:hAnsi="Segoe UI" w:cs="Segoe UI"/>
           <w:lang w:val="pt-BR"/>
@@ -25,7 +25,7 @@
     <w:p>
       <w:pPr>
         <w:pStyle w:val="note"/>
-        <w:divId w:val="303893854"/>
+        <w:divId w:val="1339582383"/>
         <w:rPr>
           <w:rFonts w:ascii="Segoe UI" w:hAnsi="Segoe UI" w:cs="Segoe UI"/>
           <w:lang w:val="pt-BR"/>
@@ -45,7 +45,7 @@
     <w:p>
       <w:pPr>
         <w:pStyle w:val="1"/>
-        <w:divId w:val="303893854"/>
+        <w:divId w:val="1339582383"/>
         <w:rPr>
           <w:rFonts w:ascii="Segoe UI" w:eastAsia="Times New Roman" w:hAnsi="Segoe UI" w:cs="Segoe UI"/>
           <w:lang w:val="pt-BR"/>
@@ -62,7 +62,7 @@
     <w:p>
       <w:pPr>
         <w:pStyle w:val="2"/>
-        <w:divId w:val="303893854"/>
+        <w:divId w:val="1339582383"/>
         <w:rPr>
           <w:rFonts w:ascii="Segoe UI" w:eastAsia="Times New Roman" w:hAnsi="Segoe UI" w:cs="Segoe UI"/>
           <w:lang w:val="pt-BR"/>
@@ -79,7 +79,7 @@
     <w:p>
       <w:pPr>
         <w:pStyle w:val="note"/>
-        <w:divId w:val="303893854"/>
+        <w:divId w:val="1339582383"/>
         <w:rPr>
           <w:rFonts w:ascii="Segoe UI" w:hAnsi="Segoe UI" w:cs="Segoe UI"/>
           <w:lang w:val="pt-BR"/>
@@ -109,7 +109,7 @@
     <w:p>
       <w:pPr>
         <w:pStyle w:val="a7"/>
-        <w:divId w:val="303893854"/>
+        <w:divId w:val="1339582383"/>
         <w:rPr>
           <w:rFonts w:ascii="Segoe UI" w:hAnsi="Segoe UI" w:cs="Segoe UI"/>
           <w:color w:val="1C1C1C"/>
@@ -128,77 +128,77 @@
     <w:p>
       <w:pPr>
         <w:pStyle w:val="a7"/>
-        <w:divId w:val="303893854"/>
-        <w:rPr>
-          <w:rFonts w:ascii="Segoe UI" w:hAnsi="Segoe UI" w:cs="Segoe UI"/>
-          <w:color w:val="1C1C1C"/>
-          <w:lang w:val="pt-BR"/>
-        </w:rPr>
-      </w:pPr>
-      <w:r>
-        <w:rPr>
-          <w:rFonts w:ascii="Segoe UI" w:hAnsi="Segoe UI" w:cs="Segoe UI"/>
-          <w:color w:val="1C1C1C"/>
-          <w:lang w:val="pt-BR"/>
-        </w:rPr>
-        <w:t>Um único robô cresce junto com a criança dos 4 aos 10 anos. Os menores dominam a lógica e percorrem labirintos, os maiores avançam para ângulos, geometria e desenho.</w:t>
+        <w:divId w:val="1339582383"/>
+        <w:rPr>
+          <w:rFonts w:ascii="Segoe UI" w:hAnsi="Segoe UI" w:cs="Segoe UI"/>
+          <w:color w:val="1C1C1C"/>
+          <w:lang w:val="pt-BR"/>
+        </w:rPr>
+      </w:pPr>
+      <w:r>
+        <w:rPr>
+          <w:rFonts w:ascii="Segoe UI" w:hAnsi="Segoe UI" w:cs="Segoe UI"/>
+          <w:color w:val="1C1C1C"/>
+          <w:lang w:val="pt-BR"/>
+        </w:rPr>
+        <w:t>Um único robô cresce junto com a criança dos 4 aos 10 anos e além. Os menores dominam a lógica e percorrem labirintos, os maiores avançam para ângulos, geometria e desenho.</w:t>
       </w:r>
     </w:p>
     <w:p>
       <w:pPr>
         <w:pStyle w:val="3"/>
-        <w:divId w:val="303893854"/>
-        <w:rPr>
-          <w:rFonts w:ascii="Segoe UI" w:eastAsia="Times New Roman" w:hAnsi="Segoe UI" w:cs="Segoe UI"/>
-          <w:lang w:val="pt-BR"/>
-        </w:rPr>
-      </w:pPr>
-      <w:r>
-        <w:rPr>
-          <w:rFonts w:ascii="Segoe UI" w:eastAsia="Times New Roman" w:hAnsi="Segoe UI" w:cs="Segoe UI"/>
-          <w:lang w:val="pt-BR"/>
-        </w:rPr>
-        <w:t>Traça geome</w:t>
-      </w:r>
-      <w:r>
-        <w:rPr>
-          <w:rFonts w:ascii="Segoe UI" w:eastAsia="Times New Roman" w:hAnsi="Segoe UI" w:cs="Segoe UI"/>
-          <w:lang w:val="pt-BR"/>
-        </w:rPr>
-        <w:t>tria de verdade com caneta hidrográfica</w:t>
-      </w:r>
-    </w:p>
-    <w:p>
-      <w:pPr>
-        <w:pStyle w:val="a7"/>
-        <w:divId w:val="303893854"/>
-        <w:rPr>
-          <w:rFonts w:ascii="Segoe UI" w:hAnsi="Segoe UI" w:cs="Segoe UI"/>
-          <w:color w:val="1C1C1C"/>
-          <w:lang w:val="pt-BR"/>
-        </w:rPr>
-      </w:pPr>
-      <w:r>
-        <w:rPr>
-          <w:rFonts w:ascii="Segoe UI" w:hAnsi="Segoe UI" w:cs="Segoe UI"/>
-          <w:color w:val="1C1C1C"/>
-          <w:lang w:val="pt-BR"/>
-        </w:rPr>
-        <w:t>Coloque uma caneta hidrográfica e o robô vai traçar no papel uma espiral ou uma figura complexa, calculando ângulos e distâncias em tempo real. Um robô comum que só anda, sem tela, não repete essa precisão. A criança</w:t>
-      </w:r>
-      <w:r>
-        <w:rPr>
-          <w:rFonts w:ascii="Segoe UI" w:hAnsi="Segoe UI" w:cs="Segoe UI"/>
-          <w:color w:val="1C1C1C"/>
-          <w:lang w:val="pt-BR"/>
-        </w:rPr>
-        <w:t xml:space="preserve"> vê o resultado do seu programa direto na folha.</w:t>
+        <w:divId w:val="1339582383"/>
+        <w:rPr>
+          <w:rFonts w:ascii="Segoe UI" w:eastAsia="Times New Roman" w:hAnsi="Segoe UI" w:cs="Segoe UI"/>
+          <w:lang w:val="pt-BR"/>
+        </w:rPr>
+      </w:pPr>
+      <w:r>
+        <w:rPr>
+          <w:rFonts w:ascii="Segoe UI" w:eastAsia="Times New Roman" w:hAnsi="Segoe UI" w:cs="Segoe UI"/>
+          <w:lang w:val="pt-BR"/>
+        </w:rPr>
+        <w:t>Traç</w:t>
+      </w:r>
+      <w:r>
+        <w:rPr>
+          <w:rFonts w:ascii="Segoe UI" w:eastAsia="Times New Roman" w:hAnsi="Segoe UI" w:cs="Segoe UI"/>
+          <w:lang w:val="pt-BR"/>
+        </w:rPr>
+        <w:t>a geometria de verdade com caneta hidrográfica</w:t>
+      </w:r>
+    </w:p>
+    <w:p>
+      <w:pPr>
+        <w:pStyle w:val="a7"/>
+        <w:divId w:val="1339582383"/>
+        <w:rPr>
+          <w:rFonts w:ascii="Segoe UI" w:hAnsi="Segoe UI" w:cs="Segoe UI"/>
+          <w:color w:val="1C1C1C"/>
+          <w:lang w:val="pt-BR"/>
+        </w:rPr>
+      </w:pPr>
+      <w:r>
+        <w:rPr>
+          <w:rFonts w:ascii="Segoe UI" w:hAnsi="Segoe UI" w:cs="Segoe UI"/>
+          <w:color w:val="1C1C1C"/>
+          <w:lang w:val="pt-BR"/>
+        </w:rPr>
+        <w:t xml:space="preserve">Coloque uma caneta hidrográfica e o robô vai traçar no papel uma espiral ou uma figura complexa, calculando ângulos e distâncias em tempo real. Um robô comum que só anda, sem tela, não repete essa precisão. A </w:t>
+      </w:r>
+      <w:r>
+        <w:rPr>
+          <w:rFonts w:ascii="Segoe UI" w:hAnsi="Segoe UI" w:cs="Segoe UI"/>
+          <w:color w:val="1C1C1C"/>
+          <w:lang w:val="pt-BR"/>
+        </w:rPr>
+        <w:t>criança vê o resultado do seu programa direto na folha.</w:t>
       </w:r>
     </w:p>
     <w:p>
       <w:pPr>
         <w:pStyle w:val="3"/>
-        <w:divId w:val="303893854"/>
+        <w:divId w:val="1339582383"/>
         <w:rPr>
           <w:rFonts w:ascii="Segoe UI" w:eastAsia="Times New Roman" w:hAnsi="Segoe UI" w:cs="Segoe UI"/>
           <w:lang w:val="pt-BR"/>
@@ -215,34 +215,34 @@
     <w:p>
       <w:pPr>
         <w:pStyle w:val="a7"/>
-        <w:divId w:val="303893854"/>
-        <w:rPr>
-          <w:rFonts w:ascii="Segoe UI" w:hAnsi="Segoe UI" w:cs="Segoe UI"/>
-          <w:color w:val="1C1C1C"/>
-          <w:lang w:val="pt-BR"/>
-        </w:rPr>
-      </w:pPr>
-      <w:r>
-        <w:rPr>
-          <w:rFonts w:ascii="Segoe UI" w:hAnsi="Segoe UI" w:cs="Segoe UI"/>
-          <w:color w:val="1C1C1C"/>
-          <w:lang w:val="pt-BR"/>
-        </w:rPr>
-        <w:t>Desenho, geometria, voz e uma metodologia pronta já vêm no kit básico. Onde normalmente se precisa de vários robôs para idades diferentes ou se compram kits pagos à part</w:t>
-      </w:r>
-      <w:r>
-        <w:rPr>
-          <w:rFonts w:ascii="Segoe UI" w:hAnsi="Segoe UI" w:cs="Segoe UI"/>
-          <w:color w:val="1C1C1C"/>
-          <w:lang w:val="pt-BR"/>
-        </w:rPr>
-        <w:t>e, aqui um único robô dá conta de tudo. Não é preciso um segundo orçamento para complementos.</w:t>
+        <w:divId w:val="1339582383"/>
+        <w:rPr>
+          <w:rFonts w:ascii="Segoe UI" w:hAnsi="Segoe UI" w:cs="Segoe UI"/>
+          <w:color w:val="1C1C1C"/>
+          <w:lang w:val="pt-BR"/>
+        </w:rPr>
+      </w:pPr>
+      <w:r>
+        <w:rPr>
+          <w:rFonts w:ascii="Segoe UI" w:hAnsi="Segoe UI" w:cs="Segoe UI"/>
+          <w:color w:val="1C1C1C"/>
+          <w:lang w:val="pt-BR"/>
+        </w:rPr>
+        <w:t>Programação, desenho, geometria, voz e uma metodologia pronta já vêm no kit básico. Onde normalmente se precisa de vários robôs para idades diferentes ou se compr</w:t>
+      </w:r>
+      <w:r>
+        <w:rPr>
+          <w:rFonts w:ascii="Segoe UI" w:hAnsi="Segoe UI" w:cs="Segoe UI"/>
+          <w:color w:val="1C1C1C"/>
+          <w:lang w:val="pt-BR"/>
+        </w:rPr>
+        <w:t>am kits pagos à parte, aqui um único robô dá conta de tudo. Não há nada a pagar à parte.</w:t>
       </w:r>
     </w:p>
     <w:p>
       <w:pPr>
         <w:pStyle w:val="3"/>
-        <w:divId w:val="303893854"/>
+        <w:divId w:val="1339582383"/>
         <w:rPr>
           <w:rFonts w:ascii="Segoe UI" w:eastAsia="Times New Roman" w:hAnsi="Segoe UI" w:cs="Segoe UI"/>
           <w:lang w:val="pt-BR"/>
@@ -259,34 +259,34 @@
     <w:p>
       <w:pPr>
         <w:pStyle w:val="a7"/>
-        <w:divId w:val="303893854"/>
-        <w:rPr>
-          <w:rFonts w:ascii="Segoe UI" w:hAnsi="Segoe UI" w:cs="Segoe UI"/>
-          <w:color w:val="1C1C1C"/>
-          <w:lang w:val="pt-BR"/>
-        </w:rPr>
-      </w:pPr>
-      <w:r>
-        <w:rPr>
-          <w:rFonts w:ascii="Segoe UI" w:hAnsi="Segoe UI" w:cs="Segoe UI"/>
-          <w:color w:val="1C1C1C"/>
-          <w:lang w:val="pt-BR"/>
-        </w:rPr>
-        <w:t xml:space="preserve">O robô anda sobre qualquer mapa ou tapete quadriculado: prontos, ou aqueles que você mesmo imprime ou desenha. Não precisa comprar </w:t>
-      </w:r>
-      <w:r>
-        <w:rPr>
-          <w:rFonts w:ascii="Segoe UI" w:hAnsi="Segoe UI" w:cs="Segoe UI"/>
-          <w:color w:val="1C1C1C"/>
-          <w:lang w:val="pt-BR"/>
-        </w:rPr>
-        <w:t>nada da marca. O passo se ajusta a qualquer tamanho de quadrado, sendo 15 cm o padrão.</w:t>
+        <w:divId w:val="1339582383"/>
+        <w:rPr>
+          <w:rFonts w:ascii="Segoe UI" w:hAnsi="Segoe UI" w:cs="Segoe UI"/>
+          <w:color w:val="1C1C1C"/>
+          <w:lang w:val="pt-BR"/>
+        </w:rPr>
+      </w:pPr>
+      <w:r>
+        <w:rPr>
+          <w:rFonts w:ascii="Segoe UI" w:hAnsi="Segoe UI" w:cs="Segoe UI"/>
+          <w:color w:val="1C1C1C"/>
+          <w:lang w:val="pt-BR"/>
+        </w:rPr>
+        <w:t xml:space="preserve">O robô anda sobre qualquer mapa ou tapete quadriculado: prontos, ou aqueles que você mesmo imprime ou desenha. Não precisa comprar nada </w:t>
+      </w:r>
+      <w:r>
+        <w:rPr>
+          <w:rFonts w:ascii="Segoe UI" w:hAnsi="Segoe UI" w:cs="Segoe UI"/>
+          <w:color w:val="1C1C1C"/>
+          <w:lang w:val="pt-BR"/>
+        </w:rPr>
+        <w:t>da marca. O passo se ajusta a qualquer tamanho de quadrado, sendo 15 cm o padrão.</w:t>
       </w:r>
     </w:p>
     <w:p>
       <w:pPr>
         <w:pStyle w:val="note"/>
-        <w:divId w:val="303893854"/>
+        <w:divId w:val="1339582383"/>
         <w:rPr>
           <w:rFonts w:ascii="Segoe UI" w:hAnsi="Segoe UI" w:cs="Segoe UI"/>
           <w:lang w:val="pt-BR"/>
@@ -306,7 +306,7 @@
     <w:p>
       <w:pPr>
         <w:pStyle w:val="3"/>
-        <w:divId w:val="303893854"/>
+        <w:divId w:val="1339582383"/>
         <w:rPr>
           <w:rFonts w:ascii="Segoe UI" w:eastAsia="Times New Roman" w:hAnsi="Segoe UI" w:cs="Segoe UI"/>
           <w:lang w:val="pt-BR"/>
@@ -323,42 +323,42 @@
     <w:p>
       <w:pPr>
         <w:pStyle w:val="a7"/>
-        <w:divId w:val="303893854"/>
-        <w:rPr>
-          <w:rFonts w:ascii="Segoe UI" w:hAnsi="Segoe UI" w:cs="Segoe UI"/>
-          <w:color w:val="1C1C1C"/>
-          <w:lang w:val="pt-BR"/>
-        </w:rPr>
-      </w:pPr>
-      <w:r>
-        <w:rPr>
-          <w:rFonts w:ascii="Segoe UI" w:hAnsi="Segoe UI" w:cs="Segoe UI"/>
-          <w:color w:val="1C1C1C"/>
-          <w:lang w:val="pt-BR"/>
-        </w:rPr>
-        <w:t>Um curso pronto conduz da primeira programação, pa</w:t>
-      </w:r>
-      <w:r>
-        <w:rPr>
-          <w:rFonts w:ascii="Segoe UI" w:hAnsi="Segoe UI" w:cs="Segoe UI"/>
-          <w:color w:val="1C1C1C"/>
-          <w:lang w:val="pt-BR"/>
-        </w:rPr>
-        <w:t>ssando por funções, laços, distâncias e ângulos, até a aritmética. À parte, para os menores de 4-8 anos, há um curso introdutório de 12 aulas. Tudo está aberto na documentação, dá para conferir antes de fazer o pedido. Um kit para um grupo de 2-4 crianças:</w:t>
-      </w:r>
-      <w:r>
-        <w:rPr>
-          <w:rFonts w:ascii="Segoe UI" w:hAnsi="Segoe UI" w:cs="Segoe UI"/>
-          <w:color w:val="1C1C1C"/>
-          <w:lang w:val="pt-BR"/>
-        </w:rPr>
-        <w:t xml:space="preserve"> robô, controle de madeira e fichas de comando em papelão. As crianças montam o programa com as mãos, direto no controle.</w:t>
+        <w:divId w:val="1339582383"/>
+        <w:rPr>
+          <w:rFonts w:ascii="Segoe UI" w:hAnsi="Segoe UI" w:cs="Segoe UI"/>
+          <w:color w:val="1C1C1C"/>
+          <w:lang w:val="pt-BR"/>
+        </w:rPr>
+      </w:pPr>
+      <w:r>
+        <w:rPr>
+          <w:rFonts w:ascii="Segoe UI" w:hAnsi="Segoe UI" w:cs="Segoe UI"/>
+          <w:color w:val="1C1C1C"/>
+          <w:lang w:val="pt-BR"/>
+        </w:rPr>
+        <w:t>Um curso pronto conduz da primeira programação, passand</w:t>
+      </w:r>
+      <w:r>
+        <w:rPr>
+          <w:rFonts w:ascii="Segoe UI" w:hAnsi="Segoe UI" w:cs="Segoe UI"/>
+          <w:color w:val="1C1C1C"/>
+          <w:lang w:val="pt-BR"/>
+        </w:rPr>
+        <w:t>o por funções, laços, distâncias e ângulos, até a aritmética. À parte, para os menores de 4-8 anos, há um curso introdutório de 12 aulas. Tudo está aberto na documentação, dá para conferir antes de fazer o pedido. Um kit para um grupo de 2-4 crianças: robô</w:t>
+      </w:r>
+      <w:r>
+        <w:rPr>
+          <w:rFonts w:ascii="Segoe UI" w:hAnsi="Segoe UI" w:cs="Segoe UI"/>
+          <w:color w:val="1C1C1C"/>
+          <w:lang w:val="pt-BR"/>
+        </w:rPr>
+        <w:t>, controle de madeira e fichas de comando em papelão. As crianças montam o programa com as mãos, direto no controle.</w:t>
       </w:r>
     </w:p>
     <w:p>
       <w:pPr>
         <w:pStyle w:val="3"/>
-        <w:divId w:val="303893854"/>
+        <w:divId w:val="1339582383"/>
         <w:rPr>
           <w:rFonts w:ascii="Segoe UI" w:eastAsia="Times New Roman" w:hAnsi="Segoe UI" w:cs="Segoe UI"/>
           <w:lang w:val="pt-BR"/>
@@ -375,34 +375,34 @@
     <w:p>
       <w:pPr>
         <w:pStyle w:val="a7"/>
-        <w:divId w:val="303893854"/>
-        <w:rPr>
-          <w:rFonts w:ascii="Segoe UI" w:hAnsi="Segoe UI" w:cs="Segoe UI"/>
-          <w:color w:val="1C1C1C"/>
-          <w:lang w:val="pt-BR"/>
-        </w:rPr>
-      </w:pPr>
-      <w:r>
-        <w:rPr>
-          <w:rFonts w:ascii="Segoe UI" w:hAnsi="Segoe UI" w:cs="Segoe UI"/>
-          <w:color w:val="1C1C1C"/>
-          <w:lang w:val="pt-BR"/>
-        </w:rPr>
-        <w:t xml:space="preserve">O programa fica no controle, diante dos olhos da criança. Se o robô foi para o lado errado ou </w:t>
-      </w:r>
-      <w:r>
-        <w:rPr>
-          <w:rFonts w:ascii="Segoe UI" w:hAnsi="Segoe UI" w:cs="Segoe UI"/>
-          <w:color w:val="1C1C1C"/>
-          <w:lang w:val="pt-BR"/>
-        </w:rPr>
-        <w:t>a linha saiu torta, a própria criança encontra o passo errado, muda parte do programa e tenta de novo. Com a caneta hidrográfica isso fica ainda mais claro: o erro aparece na hora, no papel.</w:t>
+        <w:divId w:val="1339582383"/>
+        <w:rPr>
+          <w:rFonts w:ascii="Segoe UI" w:hAnsi="Segoe UI" w:cs="Segoe UI"/>
+          <w:color w:val="1C1C1C"/>
+          <w:lang w:val="pt-BR"/>
+        </w:rPr>
+      </w:pPr>
+      <w:r>
+        <w:rPr>
+          <w:rFonts w:ascii="Segoe UI" w:hAnsi="Segoe UI" w:cs="Segoe UI"/>
+          <w:color w:val="1C1C1C"/>
+          <w:lang w:val="pt-BR"/>
+        </w:rPr>
+        <w:t>O programa fica no controle, diante dos olhos da criança. Se o robô foi para o lado errado ou a lin</w:t>
+      </w:r>
+      <w:r>
+        <w:rPr>
+          <w:rFonts w:ascii="Segoe UI" w:hAnsi="Segoe UI" w:cs="Segoe UI"/>
+          <w:color w:val="1C1C1C"/>
+          <w:lang w:val="pt-BR"/>
+        </w:rPr>
+        <w:t>ha saiu torta, a própria criança encontra o passo errado, muda parte do programa e tenta de novo. Com a caneta hidrográfica isso fica ainda mais claro: o erro aparece na hora, no papel.</w:t>
       </w:r>
     </w:p>
     <w:p>
       <w:pPr>
         <w:pStyle w:val="3"/>
-        <w:divId w:val="303893854"/>
+        <w:divId w:val="1339582383"/>
         <w:rPr>
           <w:rFonts w:ascii="Segoe UI" w:eastAsia="Times New Roman" w:hAnsi="Segoe UI" w:cs="Segoe UI"/>
           <w:lang w:val="pt-BR"/>
@@ -419,59 +419,59 @@
     <w:p>
       <w:pPr>
         <w:pStyle w:val="a7"/>
-        <w:divId w:val="303893854"/>
-        <w:rPr>
-          <w:rFonts w:ascii="Segoe UI" w:hAnsi="Segoe UI" w:cs="Segoe UI"/>
-          <w:color w:val="1C1C1C"/>
-          <w:lang w:val="pt-BR"/>
-        </w:rPr>
-      </w:pPr>
-      <w:r>
-        <w:rPr>
-          <w:rFonts w:ascii="Segoe UI" w:hAnsi="Segoe UI" w:cs="Segoe UI"/>
-          <w:color w:val="1C1C1C"/>
-          <w:lang w:val="pt-BR"/>
-        </w:rPr>
-        <w:t>O robô narra em voz alta cada passo e c</w:t>
-      </w:r>
-      <w:r>
-        <w:rPr>
-          <w:rFonts w:ascii="Segoe UI" w:hAnsi="Segoe UI" w:cs="Segoe UI"/>
-          <w:color w:val="1C1C1C"/>
-          <w:lang w:val="pt-BR"/>
-        </w:rPr>
-        <w:t>ada comando, no idioma que você escolher. A locução está disponível em mais de 17 idiomas. Ele sobe em um cartão com uma palavra e a pronuncia. São cerca de 90 palavras: casa, floresta, cinema. Diz o nome das letras do alfabeto, toca notas musicais e narra</w:t>
-      </w:r>
-      <w:r>
-        <w:rPr>
-          <w:rFonts w:ascii="Segoe UI" w:hAnsi="Segoe UI" w:cs="Segoe UI"/>
-          <w:color w:val="1C1C1C"/>
-          <w:lang w:val="pt-BR"/>
-        </w:rPr>
-        <w:t xml:space="preserve"> operações de aritmética. O mesmo robô que ensina a programar e a contar apresenta, de quebra, a fala e a música.</w:t>
+        <w:divId w:val="1339582383"/>
+        <w:rPr>
+          <w:rFonts w:ascii="Segoe UI" w:hAnsi="Segoe UI" w:cs="Segoe UI"/>
+          <w:color w:val="1C1C1C"/>
+          <w:lang w:val="pt-BR"/>
+        </w:rPr>
+      </w:pPr>
+      <w:r>
+        <w:rPr>
+          <w:rFonts w:ascii="Segoe UI" w:hAnsi="Segoe UI" w:cs="Segoe UI"/>
+          <w:color w:val="1C1C1C"/>
+          <w:lang w:val="pt-BR"/>
+        </w:rPr>
+        <w:t>O robô narra em voz alta cada passo e cada c</w:t>
+      </w:r>
+      <w:r>
+        <w:rPr>
+          <w:rFonts w:ascii="Segoe UI" w:hAnsi="Segoe UI" w:cs="Segoe UI"/>
+          <w:color w:val="1C1C1C"/>
+          <w:lang w:val="pt-BR"/>
+        </w:rPr>
+        <w:t>omando, no idioma que você escolher. A locução está disponível em mais de 17 idiomas. Ele sobe em um cartão com uma palavra e a pronuncia. São cerca de 90 palavras: casa, floresta, cinema. Diz o nome das letras do alfabeto, toca notas musicais e narra oper</w:t>
+      </w:r>
+      <w:r>
+        <w:rPr>
+          <w:rFonts w:ascii="Segoe UI" w:hAnsi="Segoe UI" w:cs="Segoe UI"/>
+          <w:color w:val="1C1C1C"/>
+          <w:lang w:val="pt-BR"/>
+        </w:rPr>
+        <w:t>ações de aritmética. O mesmo robô que ensina a programar e a contar apresenta, de quebra, a fala e a música.</w:t>
       </w:r>
     </w:p>
     <w:p>
       <w:pPr>
         <w:pStyle w:val="3"/>
-        <w:divId w:val="303893854"/>
-        <w:rPr>
-          <w:rFonts w:ascii="Segoe UI" w:eastAsia="Times New Roman" w:hAnsi="Segoe UI" w:cs="Segoe UI"/>
-          <w:lang w:val="pt-BR"/>
-        </w:rPr>
-      </w:pPr>
-      <w:r>
-        <w:rPr>
-          <w:rFonts w:ascii="Segoe UI" w:eastAsia="Times New Roman" w:hAnsi="Segoe UI" w:cs="Segoe UI"/>
-          <w:lang w:val="pt-BR"/>
-        </w:rPr>
-        <w:t>Dos 4 aos 10 anos, um único robô</w:t>
-      </w:r>
-    </w:p>
-    <w:p>
-      <w:pPr>
-        <w:pStyle w:val="a7"/>
-        <w:divId w:val="303893854"/>
+        <w:divId w:val="1339582383"/>
+        <w:rPr>
+          <w:rFonts w:ascii="Segoe UI" w:eastAsia="Times New Roman" w:hAnsi="Segoe UI" w:cs="Segoe UI"/>
+          <w:lang w:val="pt-BR"/>
+        </w:rPr>
+      </w:pPr>
+      <w:r>
+        <w:rPr>
+          <w:rFonts w:ascii="Segoe UI" w:eastAsia="Times New Roman" w:hAnsi="Segoe UI" w:cs="Segoe UI"/>
+          <w:lang w:val="pt-BR"/>
+        </w:rPr>
+        <w:t>Dos 4 aos 10+, um único robô</w:t>
+      </w:r>
+    </w:p>
+    <w:p>
+      <w:pPr>
+        <w:pStyle w:val="a7"/>
+        <w:divId w:val="1339582383"/>
         <w:rPr>
           <w:rFonts w:ascii="Segoe UI" w:hAnsi="Segoe UI" w:cs="Segoe UI"/>
           <w:color w:val="1C1C1C"/>
@@ -490,34 +490,53 @@
     <w:p>
       <w:pPr>
         <w:pStyle w:val="a7"/>
-        <w:divId w:val="303893854"/>
-        <w:rPr>
-          <w:rFonts w:ascii="Segoe UI" w:hAnsi="Segoe UI" w:cs="Segoe UI"/>
-          <w:color w:val="1C1C1C"/>
-          <w:lang w:val="pt-BR"/>
-        </w:rPr>
-      </w:pPr>
-      <w:r>
-        <w:rPr>
-          <w:rFonts w:ascii="Segoe UI" w:hAnsi="Segoe UI" w:cs="Segoe UI"/>
-          <w:color w:val="1C1C1C"/>
-          <w:lang w:val="pt-BR"/>
-        </w:rPr>
-        <w:t xml:space="preserve">7-10 </w:t>
-      </w:r>
-      <w:r>
-        <w:rPr>
-          <w:rFonts w:ascii="Segoe UI" w:hAnsi="Segoe UI" w:cs="Segoe UI"/>
-          <w:color w:val="1C1C1C"/>
-          <w:lang w:val="pt-BR"/>
-        </w:rPr>
-        <w:t>anos (séries finais do ensino fundamental): distâncias e ângulos precisos, aritmética, geometria de figuras, desenho com caneta hidrográfica.</w:t>
+        <w:divId w:val="1339582383"/>
+        <w:rPr>
+          <w:rFonts w:ascii="Segoe UI" w:hAnsi="Segoe UI" w:cs="Segoe UI"/>
+          <w:color w:val="1C1C1C"/>
+          <w:lang w:val="pt-BR"/>
+        </w:rPr>
+      </w:pPr>
+      <w:r>
+        <w:rPr>
+          <w:rFonts w:ascii="Segoe UI" w:hAnsi="Segoe UI" w:cs="Segoe UI"/>
+          <w:color w:val="1C1C1C"/>
+          <w:lang w:val="pt-BR"/>
+        </w:rPr>
+        <w:t>7-10 anos (sér</w:t>
+      </w:r>
+      <w:r>
+        <w:rPr>
+          <w:rFonts w:ascii="Segoe UI" w:hAnsi="Segoe UI" w:cs="Segoe UI"/>
+          <w:color w:val="1C1C1C"/>
+          <w:lang w:val="pt-BR"/>
+        </w:rPr>
+        <w:t>ies finais do ensino fundamental): distâncias e ângulos precisos, aritmética, geometria de figuras, desenho com caneta hidrográfica.</w:t>
+      </w:r>
+    </w:p>
+    <w:p>
+      <w:pPr>
+        <w:pStyle w:val="a7"/>
+        <w:divId w:val="1339582383"/>
+        <w:rPr>
+          <w:rFonts w:ascii="Segoe UI" w:hAnsi="Segoe UI" w:cs="Segoe UI"/>
+          <w:color w:val="1C1C1C"/>
+          <w:lang w:val="pt-BR"/>
+        </w:rPr>
+      </w:pPr>
+      <w:r>
+        <w:rPr>
+          <w:rFonts w:ascii="Segoe UI" w:hAnsi="Segoe UI" w:cs="Segoe UI"/>
+          <w:color w:val="1C1C1C"/>
+          <w:lang w:val="pt-BR"/>
+        </w:rPr>
+        <w:t>10+: o mesmo robô é programado a partir do Scratch.</w:t>
       </w:r>
     </w:p>
     <w:p>
       <w:pPr>
         <w:pStyle w:val="3"/>
-        <w:divId w:val="303893854"/>
+        <w:divId w:val="1339582383"/>
         <w:rPr>
           <w:rFonts w:ascii="Segoe UI" w:eastAsia="Times New Roman" w:hAnsi="Segoe UI" w:cs="Segoe UI"/>
           <w:lang w:val="pt-BR"/>
@@ -534,34 +553,34 @@
     <w:p>
       <w:pPr>
         <w:pStyle w:val="a7"/>
-        <w:divId w:val="303893854"/>
-        <w:rPr>
-          <w:rFonts w:ascii="Segoe UI" w:hAnsi="Segoe UI" w:cs="Segoe UI"/>
-          <w:color w:val="1C1C1C"/>
-          <w:lang w:val="pt-BR"/>
-        </w:rPr>
-      </w:pPr>
-      <w:r>
-        <w:rPr>
-          <w:rFonts w:ascii="Segoe UI" w:hAnsi="Segoe UI" w:cs="Segoe UI"/>
-          <w:color w:val="1C1C1C"/>
-          <w:lang w:val="pt-BR"/>
-        </w:rPr>
-        <w:t xml:space="preserve">A Terra Numerica, centro francês de mediação científica (Sophia Antipolis; projeto do CNRS, do Inria e da </w:t>
-      </w:r>
-      <w:r>
-        <w:rPr>
-          <w:rFonts w:ascii="Segoe UI" w:hAnsi="Segoe UI" w:cs="Segoe UI"/>
-          <w:color w:val="1C1C1C"/>
-          <w:lang w:val="pt-BR"/>
-        </w:rPr>
-        <w:t>Université Côte d'Azur), já usa o PrimaSTEM em suas atividades.</w:t>
-      </w:r>
-    </w:p>
-    <w:p>
-      <w:pPr>
-        <w:pStyle w:val="a7"/>
-        <w:divId w:val="303893854"/>
+        <w:divId w:val="1339582383"/>
+        <w:rPr>
+          <w:rFonts w:ascii="Segoe UI" w:hAnsi="Segoe UI" w:cs="Segoe UI"/>
+          <w:color w:val="1C1C1C"/>
+          <w:lang w:val="pt-BR"/>
+        </w:rPr>
+      </w:pPr>
+      <w:r>
+        <w:rPr>
+          <w:rFonts w:ascii="Segoe UI" w:hAnsi="Segoe UI" w:cs="Segoe UI"/>
+          <w:color w:val="1C1C1C"/>
+          <w:lang w:val="pt-BR"/>
+        </w:rPr>
+        <w:t>A Terra Numerica, centro francês de mediação científica (Sophia</w:t>
+      </w:r>
+      <w:r>
+        <w:rPr>
+          <w:rFonts w:ascii="Segoe UI" w:hAnsi="Segoe UI" w:cs="Segoe UI"/>
+          <w:color w:val="1C1C1C"/>
+          <w:lang w:val="pt-BR"/>
+        </w:rPr>
+        <w:t xml:space="preserve"> Antipolis; projeto do CNRS, do Inria e da Université Côte d'Azur), já usa o PrimaSTEM em suas atividades.</w:t>
+      </w:r>
+    </w:p>
+    <w:p>
+      <w:pPr>
+        <w:pStyle w:val="a7"/>
+        <w:divId w:val="1339582383"/>
         <w:rPr>
           <w:rFonts w:ascii="Segoe UI" w:hAnsi="Segoe UI" w:cs="Segoe UI"/>
           <w:color w:val="1C1C1C"/>
@@ -579,35 +598,8 @@
     </w:p>
     <w:p>
       <w:pPr>
-        <w:pStyle w:val="a7"/>
-        <w:divId w:val="303893854"/>
-        <w:rPr>
-          <w:rFonts w:ascii="Segoe UI" w:hAnsi="Segoe UI" w:cs="Segoe UI"/>
-          <w:color w:val="1C1C1C"/>
-          <w:lang w:val="pt-BR"/>
-        </w:rPr>
-      </w:pPr>
-      <w:r>
-        <w:rPr>
-          <w:rFonts w:ascii="Segoe UI" w:hAnsi="Segoe UI" w:cs="Segoe UI"/>
-          <w:color w:val="1C1C1C"/>
-          <w:lang w:val="pt-BR"/>
-        </w:rPr>
-        <w:t>Preço recomendado para a França: 297 € HT. Nele já estão inclusos matemática, geometria, desenho, voz e metodologia, sem custos</w:t>
-      </w:r>
-      <w:r>
-        <w:rPr>
-          <w:rFonts w:ascii="Segoe UI" w:hAnsi="Segoe UI" w:cs="Segoe UI"/>
-          <w:color w:val="1C1C1C"/>
-          <w:lang w:val="pt-BR"/>
-        </w:rPr>
-        <w:t xml:space="preserve"> adicionais à parte. Uma única compra basta para todos os anos, dos 4 aos 10.</w:t>
-      </w:r>
-    </w:p>
-    <w:p>
-      <w:pPr>
         <w:pStyle w:val="note"/>
-        <w:divId w:val="303893854"/>
+        <w:divId w:val="1339582383"/>
         <w:rPr>
           <w:rFonts w:ascii="Segoe UI" w:hAnsi="Segoe UI" w:cs="Segoe UI"/>
           <w:lang w:val="pt-BR"/>
@@ -621,32 +613,40 @@
           <w:iCs/>
           <w:lang w:val="pt-BR"/>
         </w:rPr>
-        <w:t>O preço final é definido pelo distribuidor.</w:t>
-      </w:r>
-    </w:p>
-    <w:p>
-      <w:pPr>
-        <w:pStyle w:val="a7"/>
-        <w:divId w:val="303893854"/>
-        <w:rPr>
-          <w:rFonts w:ascii="Segoe UI" w:hAnsi="Segoe UI" w:cs="Segoe UI"/>
-          <w:color w:val="1C1C1C"/>
-          <w:lang w:val="pt-BR"/>
-        </w:rPr>
-      </w:pPr>
-      <w:r>
-        <w:rPr>
-          <w:rFonts w:ascii="Segoe UI" w:hAnsi="Segoe UI" w:cs="Segoe UI"/>
-          <w:color w:val="1C1C1C"/>
-          <w:lang w:val="pt-BR"/>
-        </w:rPr>
-        <w:t>Experimente o robô antes de comprar. Ele funciona direto no navegador. Abra o link ou aponte a câmera para o QR code:</w:t>
-      </w:r>
-    </w:p>
-    <w:p>
-      <w:pPr>
-        <w:pStyle w:val="a7"/>
-        <w:divId w:val="303893854"/>
+        <w:t>O preço é definido pelo distribuidor.</w:t>
+      </w:r>
+    </w:p>
+    <w:p>
+      <w:pPr>
+        <w:pStyle w:val="a7"/>
+        <w:divId w:val="1339582383"/>
+        <w:rPr>
+          <w:rFonts w:ascii="Segoe UI" w:hAnsi="Segoe UI" w:cs="Segoe UI"/>
+          <w:color w:val="1C1C1C"/>
+          <w:lang w:val="pt-BR"/>
+        </w:rPr>
+      </w:pPr>
+      <w:r>
+        <w:rPr>
+          <w:rFonts w:ascii="Segoe UI" w:hAnsi="Segoe UI" w:cs="Segoe UI"/>
+          <w:color w:val="1C1C1C"/>
+          <w:lang w:val="pt-BR"/>
+        </w:rPr>
+        <w:t>Experimente o robô antes de comprar. Ele funci</w:t>
+      </w:r>
+      <w:r>
+        <w:rPr>
+          <w:rFonts w:ascii="Segoe UI" w:hAnsi="Segoe UI" w:cs="Segoe UI"/>
+          <w:color w:val="1C1C1C"/>
+          <w:lang w:val="pt-BR"/>
+        </w:rPr>
+        <w:t>ona direto no navegador. Abra o link ou aponte a câmera para o QR code:</w:t>
+      </w:r>
+    </w:p>
+    <w:p>
+      <w:pPr>
+        <w:pStyle w:val="a7"/>
+        <w:divId w:val="1339582383"/>
         <w:rPr>
           <w:rFonts w:ascii="Segoe UI" w:hAnsi="Segoe UI" w:cs="Segoe UI"/>
           <w:color w:val="1C1C1C"/>
@@ -665,7 +665,7 @@
     <w:p>
       <w:pPr>
         <w:pStyle w:val="note"/>
-        <w:divId w:val="303893854"/>
+        <w:divId w:val="1339582383"/>
         <w:rPr>
           <w:rFonts w:ascii="Segoe UI" w:hAnsi="Segoe UI" w:cs="Segoe UI"/>
           <w:lang w:val="pt-BR"/>
@@ -685,7 +685,7 @@
     <w:p>
       <w:pPr>
         <w:pStyle w:val="note"/>
-        <w:divId w:val="303893854"/>
+        <w:divId w:val="1339582383"/>
         <w:rPr>
           <w:rFonts w:ascii="Segoe UI" w:hAnsi="Segoe UI" w:cs="Segoe UI"/>
           <w:lang w:val="pt-BR"/>
@@ -705,88 +705,88 @@
     <w:p>
       <w:pPr>
         <w:pStyle w:val="a7"/>
-        <w:divId w:val="303893854"/>
-        <w:rPr>
-          <w:rFonts w:ascii="Segoe UI" w:hAnsi="Segoe UI" w:cs="Segoe UI"/>
-          <w:color w:val="1C1C1C"/>
-          <w:lang w:val="pt-BR"/>
-        </w:rPr>
-      </w:pPr>
-      <w:r>
-        <w:rPr>
-          <w:rFonts w:ascii="Segoe UI" w:hAnsi="Segoe UI" w:cs="Segoe UI"/>
-          <w:color w:val="1C1C1C"/>
-          <w:lang w:val="pt-BR"/>
-        </w:rPr>
-        <w:t>Composição. Controle, robô e um conjunto de fichas de comando em papelão (NFC). Um kit é pensado para um grupo de 2-4 crianças. O cabo USB-C e o carregador não estão inc</w:t>
-      </w:r>
-      <w:r>
-        <w:rPr>
-          <w:rFonts w:ascii="Segoe UI" w:hAnsi="Segoe UI" w:cs="Segoe UI"/>
-          <w:color w:val="1C1C1C"/>
-          <w:lang w:val="pt-BR"/>
-        </w:rPr>
-        <w:t>lusos, servem quaisquer modelos padrão.</w:t>
-      </w:r>
-    </w:p>
-    <w:p>
-      <w:pPr>
-        <w:pStyle w:val="a7"/>
-        <w:divId w:val="303893854"/>
-        <w:rPr>
-          <w:rFonts w:ascii="Segoe UI" w:hAnsi="Segoe UI" w:cs="Segoe UI"/>
-          <w:color w:val="1C1C1C"/>
-          <w:lang w:val="pt-BR"/>
-        </w:rPr>
-      </w:pPr>
-      <w:r>
-        <w:rPr>
-          <w:rFonts w:ascii="Segoe UI" w:hAnsi="Segoe UI" w:cs="Segoe UI"/>
-          <w:color w:val="1C1C1C"/>
-          <w:lang w:val="pt-BR"/>
-        </w:rPr>
-        <w:t>Características. Robô e controle em madeira, fichas em papelão. Robô com 125 mm de diâmetro, 44 mm de altura, 220 g. Controle 317 x 217 x 62 mm, 680 g. Fichas de 33 x 33 mm, NFC. 11 slots duplos. Passo padrão de 15 c</w:t>
-      </w:r>
-      <w:r>
-        <w:rPr>
-          <w:rFonts w:ascii="Segoe UI" w:hAnsi="Segoe UI" w:cs="Segoe UI"/>
-          <w:color w:val="1C1C1C"/>
-          <w:lang w:val="pt-BR"/>
-        </w:rPr>
-        <w:t>m, ajustável a qualquer tamanho. Giros de 1 a 360 graus. Bluetooth de cerca de 5 m. Bateria Li-Ion, carregamento USB-C, cerca de 1,5 hora. Faixa etária 4-10 anos. Fabricado em Cannes, França. Certificações CE e UKCA.</w:t>
-      </w:r>
-    </w:p>
-    <w:p>
-      <w:pPr>
-        <w:pStyle w:val="a7"/>
-        <w:divId w:val="303893854"/>
-        <w:rPr>
-          <w:rFonts w:ascii="Segoe UI" w:hAnsi="Segoe UI" w:cs="Segoe UI"/>
-          <w:color w:val="1C1C1C"/>
-          <w:lang w:val="pt-BR"/>
-        </w:rPr>
-      </w:pPr>
-      <w:r>
-        <w:rPr>
-          <w:rFonts w:ascii="Segoe UI" w:hAnsi="Segoe UI" w:cs="Segoe UI"/>
-          <w:color w:val="1C1C1C"/>
-          <w:lang w:val="pt-BR"/>
-        </w:rPr>
-        <w:t>Serviço. Servem canetas hidrográficas c</w:t>
-      </w:r>
-      <w:r>
-        <w:rPr>
-          <w:rFonts w:ascii="Segoe UI" w:hAnsi="Segoe UI" w:cs="Segoe UI"/>
-          <w:color w:val="1C1C1C"/>
-          <w:lang w:val="pt-BR"/>
-        </w:rPr>
-        <w:t>omuns, a bateria é substituível. Garantia e assistência são oferecidas pelo distribuidor.</w:t>
+        <w:divId w:val="1339582383"/>
+        <w:rPr>
+          <w:rFonts w:ascii="Segoe UI" w:hAnsi="Segoe UI" w:cs="Segoe UI"/>
+          <w:color w:val="1C1C1C"/>
+          <w:lang w:val="pt-BR"/>
+        </w:rPr>
+      </w:pPr>
+      <w:r>
+        <w:rPr>
+          <w:rFonts w:ascii="Segoe UI" w:hAnsi="Segoe UI" w:cs="Segoe UI"/>
+          <w:color w:val="1C1C1C"/>
+          <w:lang w:val="pt-BR"/>
+        </w:rPr>
+        <w:t>Composição. Controle, robô e um conjunto de fichas de comando em papelão (NFC). Um kit é pensado para um grupo de 2-4 crianças. O cabo USB-C e o carregador não estão inclusos, servem quaisquer modelos padrão.</w:t>
+      </w:r>
+    </w:p>
+    <w:p>
+      <w:pPr>
+        <w:pStyle w:val="a7"/>
+        <w:divId w:val="1339582383"/>
+        <w:rPr>
+          <w:rFonts w:ascii="Segoe UI" w:hAnsi="Segoe UI" w:cs="Segoe UI"/>
+          <w:color w:val="1C1C1C"/>
+          <w:lang w:val="pt-BR"/>
+        </w:rPr>
+      </w:pPr>
+      <w:r>
+        <w:rPr>
+          <w:rFonts w:ascii="Segoe UI" w:hAnsi="Segoe UI" w:cs="Segoe UI"/>
+          <w:color w:val="1C1C1C"/>
+          <w:lang w:val="pt-BR"/>
+        </w:rPr>
+        <w:t>Características. Robô e controle em madeira, fi</w:t>
+      </w:r>
+      <w:r>
+        <w:rPr>
+          <w:rFonts w:ascii="Segoe UI" w:hAnsi="Segoe UI" w:cs="Segoe UI"/>
+          <w:color w:val="1C1C1C"/>
+          <w:lang w:val="pt-BR"/>
+        </w:rPr>
+        <w:t>chas em papelão. Robô com 125 mm de diâmetro, 44 mm de altura, 220 g. Controle 317 x 217 x 62 mm, 680 g. Fichas de 33 x 33 mm, NFC. 11 slots duplos. Passo padrão de 15 cm, ajustável a qualquer tamanho. Giros de 1 a 360 graus. Bluetooth de cerca de 5 m. Bat</w:t>
+      </w:r>
+      <w:r>
+        <w:rPr>
+          <w:rFonts w:ascii="Segoe UI" w:hAnsi="Segoe UI" w:cs="Segoe UI"/>
+          <w:color w:val="1C1C1C"/>
+          <w:lang w:val="pt-BR"/>
+        </w:rPr>
+        <w:t>eria Li-Ion, carregamento USB-C, cerca de 1,5 hora. Faixa etária 4-10 anos. Fabricado em Cannes, França. Certificações CE e UKCA.</w:t>
+      </w:r>
+    </w:p>
+    <w:p>
+      <w:pPr>
+        <w:pStyle w:val="a7"/>
+        <w:divId w:val="1339582383"/>
+        <w:rPr>
+          <w:rFonts w:ascii="Segoe UI" w:hAnsi="Segoe UI" w:cs="Segoe UI"/>
+          <w:color w:val="1C1C1C"/>
+          <w:lang w:val="pt-BR"/>
+        </w:rPr>
+      </w:pPr>
+      <w:r>
+        <w:rPr>
+          <w:rFonts w:ascii="Segoe UI" w:hAnsi="Segoe UI" w:cs="Segoe UI"/>
+          <w:color w:val="1C1C1C"/>
+          <w:lang w:val="pt-BR"/>
+        </w:rPr>
+        <w:t>Serviço. Servem canetas hidrográficas comuns, a bateria é substituível. Garantia e assistência são oferecidas pelo distribuido</w:t>
+      </w:r>
+      <w:r>
+        <w:rPr>
+          <w:rFonts w:ascii="Segoe UI" w:hAnsi="Segoe UI" w:cs="Segoe UI"/>
+          <w:color w:val="1C1C1C"/>
+          <w:lang w:val="pt-BR"/>
+        </w:rPr>
+        <w:t>r.</w:t>
       </w:r>
     </w:p>
     <w:p>
       <w:pPr>
         <w:pStyle w:val="note"/>
-        <w:divId w:val="303893854"/>
+        <w:divId w:val="1339582383"/>
         <w:rPr>
           <w:rFonts w:ascii="Segoe UI" w:hAnsi="Segoe UI" w:cs="Segoe UI"/>
           <w:lang w:val="pt-BR"/>
@@ -806,7 +806,7 @@
     <w:p>
       <w:pPr>
         <w:pStyle w:val="note"/>
-        <w:divId w:val="303893854"/>
+        <w:divId w:val="1339582383"/>
         <w:rPr>
           <w:rFonts w:ascii="Segoe UI" w:hAnsi="Segoe UI" w:cs="Segoe UI"/>
           <w:lang w:val="pt-BR"/>
@@ -820,17 +820,7 @@
           <w:iCs/>
           <w:lang w:val="pt-BR"/>
         </w:rPr>
-        <w:t>[fotos adicionais em assets/photos: 03-kit-complet, 04-console-de-commande, 05-robot-et-console, 06-rob</w:t>
-      </w:r>
-      <w:r>
-        <w:rPr>
-          <w:rStyle w:val="a5"/>
-          <w:rFonts w:ascii="Segoe UI" w:hAnsi="Segoe UI" w:cs="Segoe UI"/>
-          <w:i/>
-          <w:iCs/>
-          <w:lang w:val="pt-BR"/>
-        </w:rPr>
-        <w:t>ot-vue-dessus]</w:t>
+        <w:t>[fotos adicionais em assets/photos: 03-kit-complet, 04-console-de-commande, 05-robot-et-console, 06-robot-vue-dessus]</w:t>
       </w:r>
     </w:p>
     <w:sectPr>
@@ -1009,7 +999,7 @@
     <w:uiPriority w:val="9"/>
     <w:qFormat/>
     <w:pPr>
-      <w:spacing w:after="48"/>
+      <w:spacing w:after="34"/>
       <w:outlineLvl w:val="0"/>
     </w:pPr>
     <w:rPr>
@@ -1028,7 +1018,7 @@
     <w:uiPriority w:val="9"/>
     <w:qFormat/>
     <w:pPr>
-      <w:spacing w:after="216"/>
+      <w:spacing w:after="155"/>
       <w:outlineLvl w:val="1"/>
     </w:pPr>
     <w:rPr>
@@ -1047,9 +1037,9 @@
     <w:qFormat/>
     <w:pPr>
       <w:pBdr>
-        <w:top w:val="single" w:sz="4" w:space="8" w:color="E6E6E6"/>
+        <w:top w:val="single" w:sz="4" w:space="6" w:color="E6E6E6"/>
       </w:pBdr>
-      <w:spacing w:before="264" w:after="72"/>
+      <w:spacing w:before="190" w:after="52"/>
       <w:outlineLvl w:val="2"/>
     </w:pPr>
     <w:rPr>
@@ -1189,14 +1179,14 @@
     <w:semiHidden/>
     <w:unhideWhenUsed/>
     <w:pPr>
-      <w:spacing w:after="120"/>
+      <w:spacing w:after="86"/>
     </w:pPr>
   </w:style>
   <w:style w:type="paragraph" w:customStyle="1" w:styleId="note">
     <w:name w:val="note"/>
     <w:basedOn w:val="a"/>
     <w:pPr>
-      <w:spacing w:after="120"/>
+      <w:spacing w:after="86"/>
     </w:pPr>
     <w:rPr>
       <w:i/>
@@ -1210,7 +1200,7 @@
     <w:name w:val="url"/>
     <w:basedOn w:val="a"/>
     <w:pPr>
-      <w:spacing w:after="120"/>
+      <w:spacing w:after="86"/>
     </w:pPr>
     <w:rPr>
       <w:b/>

--- a/pt-br/catalogue.docx
+++ b/pt-br/catalogue.docx
@@ -5,7 +5,7 @@
     <w:p>
       <w:pPr>
         <w:pStyle w:val="note"/>
-        <w:divId w:val="1339582383"/>
+        <w:divId w:val="1046753530"/>
         <w:rPr>
           <w:rFonts w:ascii="Segoe UI" w:hAnsi="Segoe UI" w:cs="Segoe UI"/>
           <w:lang w:val="pt-BR"/>
@@ -25,7 +25,7 @@
     <w:p>
       <w:pPr>
         <w:pStyle w:val="note"/>
-        <w:divId w:val="1339582383"/>
+        <w:divId w:val="1046753530"/>
         <w:rPr>
           <w:rFonts w:ascii="Segoe UI" w:hAnsi="Segoe UI" w:cs="Segoe UI"/>
           <w:lang w:val="pt-BR"/>
@@ -45,7 +45,7 @@
     <w:p>
       <w:pPr>
         <w:pStyle w:val="1"/>
-        <w:divId w:val="1339582383"/>
+        <w:divId w:val="1046753530"/>
         <w:rPr>
           <w:rFonts w:ascii="Segoe UI" w:eastAsia="Times New Roman" w:hAnsi="Segoe UI" w:cs="Segoe UI"/>
           <w:lang w:val="pt-BR"/>
@@ -62,7 +62,7 @@
     <w:p>
       <w:pPr>
         <w:pStyle w:val="2"/>
-        <w:divId w:val="1339582383"/>
+        <w:divId w:val="1046753530"/>
         <w:rPr>
           <w:rFonts w:ascii="Segoe UI" w:eastAsia="Times New Roman" w:hAnsi="Segoe UI" w:cs="Segoe UI"/>
           <w:lang w:val="pt-BR"/>
@@ -79,7 +79,7 @@
     <w:p>
       <w:pPr>
         <w:pStyle w:val="note"/>
-        <w:divId w:val="1339582383"/>
+        <w:divId w:val="1046753530"/>
         <w:rPr>
           <w:rFonts w:ascii="Segoe UI" w:hAnsi="Segoe UI" w:cs="Segoe UI"/>
           <w:lang w:val="pt-BR"/>
@@ -109,7 +109,7 @@
     <w:p>
       <w:pPr>
         <w:pStyle w:val="a7"/>
-        <w:divId w:val="1339582383"/>
+        <w:divId w:val="1046753530"/>
         <w:rPr>
           <w:rFonts w:ascii="Segoe UI" w:hAnsi="Segoe UI" w:cs="Segoe UI"/>
           <w:color w:val="1C1C1C"/>
@@ -128,7 +128,7 @@
     <w:p>
       <w:pPr>
         <w:pStyle w:val="a7"/>
-        <w:divId w:val="1339582383"/>
+        <w:divId w:val="1046753530"/>
         <w:rPr>
           <w:rFonts w:ascii="Segoe UI" w:hAnsi="Segoe UI" w:cs="Segoe UI"/>
           <w:color w:val="1C1C1C"/>
@@ -147,7 +147,7 @@
     <w:p>
       <w:pPr>
         <w:pStyle w:val="3"/>
-        <w:divId w:val="1339582383"/>
+        <w:divId w:val="1046753530"/>
         <w:rPr>
           <w:rFonts w:ascii="Segoe UI" w:eastAsia="Times New Roman" w:hAnsi="Segoe UI" w:cs="Segoe UI"/>
           <w:lang w:val="pt-BR"/>
@@ -171,7 +171,7 @@
     <w:p>
       <w:pPr>
         <w:pStyle w:val="a7"/>
-        <w:divId w:val="1339582383"/>
+        <w:divId w:val="1046753530"/>
         <w:rPr>
           <w:rFonts w:ascii="Segoe UI" w:hAnsi="Segoe UI" w:cs="Segoe UI"/>
           <w:color w:val="1C1C1C"/>
@@ -198,7 +198,7 @@
     <w:p>
       <w:pPr>
         <w:pStyle w:val="3"/>
-        <w:divId w:val="1339582383"/>
+        <w:divId w:val="1046753530"/>
         <w:rPr>
           <w:rFonts w:ascii="Segoe UI" w:eastAsia="Times New Roman" w:hAnsi="Segoe UI" w:cs="Segoe UI"/>
           <w:lang w:val="pt-BR"/>
@@ -215,7 +215,7 @@
     <w:p>
       <w:pPr>
         <w:pStyle w:val="a7"/>
-        <w:divId w:val="1339582383"/>
+        <w:divId w:val="1046753530"/>
         <w:rPr>
           <w:rFonts w:ascii="Segoe UI" w:hAnsi="Segoe UI" w:cs="Segoe UI"/>
           <w:color w:val="1C1C1C"/>
@@ -242,7 +242,7 @@
     <w:p>
       <w:pPr>
         <w:pStyle w:val="3"/>
-        <w:divId w:val="1339582383"/>
+        <w:divId w:val="1046753530"/>
         <w:rPr>
           <w:rFonts w:ascii="Segoe UI" w:eastAsia="Times New Roman" w:hAnsi="Segoe UI" w:cs="Segoe UI"/>
           <w:lang w:val="pt-BR"/>
@@ -259,7 +259,7 @@
     <w:p>
       <w:pPr>
         <w:pStyle w:val="a7"/>
-        <w:divId w:val="1339582383"/>
+        <w:divId w:val="1046753530"/>
         <w:rPr>
           <w:rFonts w:ascii="Segoe UI" w:hAnsi="Segoe UI" w:cs="Segoe UI"/>
           <w:color w:val="1C1C1C"/>
@@ -286,7 +286,7 @@
     <w:p>
       <w:pPr>
         <w:pStyle w:val="note"/>
-        <w:divId w:val="1339582383"/>
+        <w:divId w:val="1046753530"/>
         <w:rPr>
           <w:rFonts w:ascii="Segoe UI" w:hAnsi="Segoe UI" w:cs="Segoe UI"/>
           <w:lang w:val="pt-BR"/>
@@ -306,7 +306,7 @@
     <w:p>
       <w:pPr>
         <w:pStyle w:val="3"/>
-        <w:divId w:val="1339582383"/>
+        <w:divId w:val="1046753530"/>
         <w:rPr>
           <w:rFonts w:ascii="Segoe UI" w:eastAsia="Times New Roman" w:hAnsi="Segoe UI" w:cs="Segoe UI"/>
           <w:lang w:val="pt-BR"/>
@@ -323,7 +323,7 @@
     <w:p>
       <w:pPr>
         <w:pStyle w:val="a7"/>
-        <w:divId w:val="1339582383"/>
+        <w:divId w:val="1046753530"/>
         <w:rPr>
           <w:rFonts w:ascii="Segoe UI" w:hAnsi="Segoe UI" w:cs="Segoe UI"/>
           <w:color w:val="1C1C1C"/>
@@ -358,7 +358,7 @@
     <w:p>
       <w:pPr>
         <w:pStyle w:val="3"/>
-        <w:divId w:val="1339582383"/>
+        <w:divId w:val="1046753530"/>
         <w:rPr>
           <w:rFonts w:ascii="Segoe UI" w:eastAsia="Times New Roman" w:hAnsi="Segoe UI" w:cs="Segoe UI"/>
           <w:lang w:val="pt-BR"/>
@@ -375,7 +375,7 @@
     <w:p>
       <w:pPr>
         <w:pStyle w:val="a7"/>
-        <w:divId w:val="1339582383"/>
+        <w:divId w:val="1046753530"/>
         <w:rPr>
           <w:rFonts w:ascii="Segoe UI" w:hAnsi="Segoe UI" w:cs="Segoe UI"/>
           <w:color w:val="1C1C1C"/>
@@ -402,7 +402,7 @@
     <w:p>
       <w:pPr>
         <w:pStyle w:val="3"/>
-        <w:divId w:val="1339582383"/>
+        <w:divId w:val="1046753530"/>
         <w:rPr>
           <w:rFonts w:ascii="Segoe UI" w:eastAsia="Times New Roman" w:hAnsi="Segoe UI" w:cs="Segoe UI"/>
           <w:lang w:val="pt-BR"/>
@@ -419,7 +419,7 @@
     <w:p>
       <w:pPr>
         <w:pStyle w:val="a7"/>
-        <w:divId w:val="1339582383"/>
+        <w:divId w:val="1046753530"/>
         <w:rPr>
           <w:rFonts w:ascii="Segoe UI" w:hAnsi="Segoe UI" w:cs="Segoe UI"/>
           <w:color w:val="1C1C1C"/>
@@ -454,7 +454,7 @@
     <w:p>
       <w:pPr>
         <w:pStyle w:val="3"/>
-        <w:divId w:val="1339582383"/>
+        <w:divId w:val="1046753530"/>
         <w:rPr>
           <w:rFonts w:ascii="Segoe UI" w:eastAsia="Times New Roman" w:hAnsi="Segoe UI" w:cs="Segoe UI"/>
           <w:lang w:val="pt-BR"/>
@@ -471,7 +471,7 @@
     <w:p>
       <w:pPr>
         <w:pStyle w:val="a7"/>
-        <w:divId w:val="1339582383"/>
+        <w:divId w:val="1046753530"/>
         <w:rPr>
           <w:rFonts w:ascii="Segoe UI" w:hAnsi="Segoe UI" w:cs="Segoe UI"/>
           <w:color w:val="1C1C1C"/>
@@ -490,7 +490,7 @@
     <w:p>
       <w:pPr>
         <w:pStyle w:val="a7"/>
-        <w:divId w:val="1339582383"/>
+        <w:divId w:val="1046753530"/>
         <w:rPr>
           <w:rFonts w:ascii="Segoe UI" w:hAnsi="Segoe UI" w:cs="Segoe UI"/>
           <w:color w:val="1C1C1C"/>
@@ -517,7 +517,7 @@
     <w:p>
       <w:pPr>
         <w:pStyle w:val="a7"/>
-        <w:divId w:val="1339582383"/>
+        <w:divId w:val="1046753530"/>
         <w:rPr>
           <w:rFonts w:ascii="Segoe UI" w:hAnsi="Segoe UI" w:cs="Segoe UI"/>
           <w:color w:val="1C1C1C"/>
@@ -536,7 +536,7 @@
     <w:p>
       <w:pPr>
         <w:pStyle w:val="3"/>
-        <w:divId w:val="1339582383"/>
+        <w:divId w:val="1046753530"/>
         <w:rPr>
           <w:rFonts w:ascii="Segoe UI" w:eastAsia="Times New Roman" w:hAnsi="Segoe UI" w:cs="Segoe UI"/>
           <w:lang w:val="pt-BR"/>
@@ -553,7 +553,7 @@
     <w:p>
       <w:pPr>
         <w:pStyle w:val="a7"/>
-        <w:divId w:val="1339582383"/>
+        <w:divId w:val="1046753530"/>
         <w:rPr>
           <w:rFonts w:ascii="Segoe UI" w:hAnsi="Segoe UI" w:cs="Segoe UI"/>
           <w:color w:val="1C1C1C"/>
@@ -580,26 +580,26 @@
     <w:p>
       <w:pPr>
         <w:pStyle w:val="a7"/>
-        <w:divId w:val="1339582383"/>
-        <w:rPr>
-          <w:rFonts w:ascii="Segoe UI" w:hAnsi="Segoe UI" w:cs="Segoe UI"/>
-          <w:color w:val="1C1C1C"/>
-          <w:lang w:val="pt-BR"/>
-        </w:rPr>
-      </w:pPr>
-      <w:r>
-        <w:rPr>
-          <w:rFonts w:ascii="Segoe UI" w:hAnsi="Segoe UI" w:cs="Segoe UI"/>
-          <w:color w:val="1C1C1C"/>
-          <w:lang w:val="pt-BR"/>
-        </w:rPr>
-        <w:t>Sem tela. Fabricado na França (Cannes), certificações CE e UKCA.</w:t>
+        <w:divId w:val="1046753530"/>
+        <w:rPr>
+          <w:rFonts w:ascii="Segoe UI" w:hAnsi="Segoe UI" w:cs="Segoe UI"/>
+          <w:color w:val="1C1C1C"/>
+          <w:lang w:val="pt-BR"/>
+        </w:rPr>
+      </w:pPr>
+      <w:r>
+        <w:rPr>
+          <w:rFonts w:ascii="Segoe UI" w:hAnsi="Segoe UI" w:cs="Segoe UI"/>
+          <w:color w:val="1C1C1C"/>
+          <w:lang w:val="pt-BR"/>
+        </w:rPr>
+        <w:t>Sem tela. Fabricado na França (Cannes), certificação CE.</w:t>
       </w:r>
     </w:p>
     <w:p>
       <w:pPr>
         <w:pStyle w:val="note"/>
-        <w:divId w:val="1339582383"/>
+        <w:divId w:val="1046753530"/>
         <w:rPr>
           <w:rFonts w:ascii="Segoe UI" w:hAnsi="Segoe UI" w:cs="Segoe UI"/>
           <w:lang w:val="pt-BR"/>
@@ -619,34 +619,34 @@
     <w:p>
       <w:pPr>
         <w:pStyle w:val="a7"/>
-        <w:divId w:val="1339582383"/>
-        <w:rPr>
-          <w:rFonts w:ascii="Segoe UI" w:hAnsi="Segoe UI" w:cs="Segoe UI"/>
-          <w:color w:val="1C1C1C"/>
-          <w:lang w:val="pt-BR"/>
-        </w:rPr>
-      </w:pPr>
-      <w:r>
-        <w:rPr>
-          <w:rFonts w:ascii="Segoe UI" w:hAnsi="Segoe UI" w:cs="Segoe UI"/>
-          <w:color w:val="1C1C1C"/>
-          <w:lang w:val="pt-BR"/>
-        </w:rPr>
-        <w:t>Experimente o robô antes de comprar. Ele funci</w:t>
-      </w:r>
-      <w:r>
-        <w:rPr>
-          <w:rFonts w:ascii="Segoe UI" w:hAnsi="Segoe UI" w:cs="Segoe UI"/>
-          <w:color w:val="1C1C1C"/>
-          <w:lang w:val="pt-BR"/>
-        </w:rPr>
-        <w:t>ona direto no navegador. Abra o link ou aponte a câmera para o QR code:</w:t>
-      </w:r>
-    </w:p>
-    <w:p>
-      <w:pPr>
-        <w:pStyle w:val="a7"/>
-        <w:divId w:val="1339582383"/>
+        <w:divId w:val="1046753530"/>
+        <w:rPr>
+          <w:rFonts w:ascii="Segoe UI" w:hAnsi="Segoe UI" w:cs="Segoe UI"/>
+          <w:color w:val="1C1C1C"/>
+          <w:lang w:val="pt-BR"/>
+        </w:rPr>
+      </w:pPr>
+      <w:r>
+        <w:rPr>
+          <w:rFonts w:ascii="Segoe UI" w:hAnsi="Segoe UI" w:cs="Segoe UI"/>
+          <w:color w:val="1C1C1C"/>
+          <w:lang w:val="pt-BR"/>
+        </w:rPr>
+        <w:t>Experimente o robô antes de comprar. Ele funciona dire</w:t>
+      </w:r>
+      <w:r>
+        <w:rPr>
+          <w:rFonts w:ascii="Segoe UI" w:hAnsi="Segoe UI" w:cs="Segoe UI"/>
+          <w:color w:val="1C1C1C"/>
+          <w:lang w:val="pt-BR"/>
+        </w:rPr>
+        <w:t>to no navegador. Abra o link ou aponte a câmera para o QR code:</w:t>
+      </w:r>
+    </w:p>
+    <w:p>
+      <w:pPr>
+        <w:pStyle w:val="a7"/>
+        <w:divId w:val="1046753530"/>
         <w:rPr>
           <w:rFonts w:ascii="Segoe UI" w:hAnsi="Segoe UI" w:cs="Segoe UI"/>
           <w:color w:val="1C1C1C"/>
@@ -665,7 +665,7 @@
     <w:p>
       <w:pPr>
         <w:pStyle w:val="note"/>
-        <w:divId w:val="1339582383"/>
+        <w:divId w:val="1046753530"/>
         <w:rPr>
           <w:rFonts w:ascii="Segoe UI" w:hAnsi="Segoe UI" w:cs="Segoe UI"/>
           <w:lang w:val="pt-BR"/>
@@ -685,7 +685,7 @@
     <w:p>
       <w:pPr>
         <w:pStyle w:val="note"/>
-        <w:divId w:val="1339582383"/>
+        <w:divId w:val="1046753530"/>
         <w:rPr>
           <w:rFonts w:ascii="Segoe UI" w:hAnsi="Segoe UI" w:cs="Segoe UI"/>
           <w:lang w:val="pt-BR"/>
@@ -705,7 +705,7 @@
     <w:p>
       <w:pPr>
         <w:pStyle w:val="a7"/>
-        <w:divId w:val="1339582383"/>
+        <w:divId w:val="1046753530"/>
         <w:rPr>
           <w:rFonts w:ascii="Segoe UI" w:hAnsi="Segoe UI" w:cs="Segoe UI"/>
           <w:color w:val="1C1C1C"/>
@@ -724,7 +724,7 @@
     <w:p>
       <w:pPr>
         <w:pStyle w:val="a7"/>
-        <w:divId w:val="1339582383"/>
+        <w:divId w:val="1046753530"/>
         <w:rPr>
           <w:rFonts w:ascii="Segoe UI" w:hAnsi="Segoe UI" w:cs="Segoe UI"/>
           <w:color w:val="1C1C1C"/>
@@ -753,40 +753,32 @@
           <w:color w:val="1C1C1C"/>
           <w:lang w:val="pt-BR"/>
         </w:rPr>
-        <w:t>eria Li-Ion, carregamento USB-C, cerca de 1,5 hora. Faixa etária 4-10 anos. Fabricado em Cannes, França. Certificações CE e UKCA.</w:t>
-      </w:r>
-    </w:p>
-    <w:p>
-      <w:pPr>
-        <w:pStyle w:val="a7"/>
-        <w:divId w:val="1339582383"/>
-        <w:rPr>
-          <w:rFonts w:ascii="Segoe UI" w:hAnsi="Segoe UI" w:cs="Segoe UI"/>
-          <w:color w:val="1C1C1C"/>
-          <w:lang w:val="pt-BR"/>
-        </w:rPr>
-      </w:pPr>
-      <w:r>
-        <w:rPr>
-          <w:rFonts w:ascii="Segoe UI" w:hAnsi="Segoe UI" w:cs="Segoe UI"/>
-          <w:color w:val="1C1C1C"/>
-          <w:lang w:val="pt-BR"/>
-        </w:rPr>
-        <w:t>Serviço. Servem canetas hidrográficas comuns, a bateria é substituível. Garantia e assistência são oferecidas pelo distribuido</w:t>
-      </w:r>
-      <w:r>
-        <w:rPr>
-          <w:rFonts w:ascii="Segoe UI" w:hAnsi="Segoe UI" w:cs="Segoe UI"/>
-          <w:color w:val="1C1C1C"/>
-          <w:lang w:val="pt-BR"/>
-        </w:rPr>
-        <w:t>r.</w:t>
+        <w:t>eria Li-Ion, carregamento USB-C, cerca de 1,5 hora. Faixa etária 4-10 anos. Fabricado em Cannes, França. Certificação CE.</w:t>
+      </w:r>
+    </w:p>
+    <w:p>
+      <w:pPr>
+        <w:pStyle w:val="a7"/>
+        <w:divId w:val="1046753530"/>
+        <w:rPr>
+          <w:rFonts w:ascii="Segoe UI" w:hAnsi="Segoe UI" w:cs="Segoe UI"/>
+          <w:color w:val="1C1C1C"/>
+          <w:lang w:val="pt-BR"/>
+        </w:rPr>
+      </w:pPr>
+      <w:r>
+        <w:rPr>
+          <w:rFonts w:ascii="Segoe UI" w:hAnsi="Segoe UI" w:cs="Segoe UI"/>
+          <w:color w:val="1C1C1C"/>
+          <w:lang w:val="pt-BR"/>
+        </w:rPr>
+        <w:t>Serviço. Servem canetas hidrográficas comuns, a bateria é substituível. Garantia e assistência são oferecidas pelo distribuidor.</w:t>
       </w:r>
     </w:p>
     <w:p>
       <w:pPr>
         <w:pStyle w:val="note"/>
-        <w:divId w:val="1339582383"/>
+        <w:divId w:val="1046753530"/>
         <w:rPr>
           <w:rFonts w:ascii="Segoe UI" w:hAnsi="Segoe UI" w:cs="Segoe UI"/>
           <w:lang w:val="pt-BR"/>
@@ -800,13 +792,23 @@
           <w:iCs/>
           <w:lang w:val="pt-BR"/>
         </w:rPr>
-        <w:t>O código do produto e o preço são definidos pelo distribuidor.</w:t>
+        <w:t>O cód</w:t>
+      </w:r>
+      <w:r>
+        <w:rPr>
+          <w:rStyle w:val="a5"/>
+          <w:rFonts w:ascii="Segoe UI" w:hAnsi="Segoe UI" w:cs="Segoe UI"/>
+          <w:i/>
+          <w:iCs/>
+          <w:lang w:val="pt-BR"/>
+        </w:rPr>
+        <w:t>igo do produto e o preço são definidos pelo distribuidor.</w:t>
       </w:r>
     </w:p>
     <w:p>
       <w:pPr>
         <w:pStyle w:val="note"/>
-        <w:divId w:val="1339582383"/>
+        <w:divId w:val="1046753530"/>
         <w:rPr>
           <w:rFonts w:ascii="Segoe UI" w:hAnsi="Segoe UI" w:cs="Segoe UI"/>
           <w:lang w:val="pt-BR"/>

--- a/pt-br/catalogue.docx
+++ b/pt-br/catalogue.docx
@@ -5,7 +5,7 @@
     <w:p>
       <w:pPr>
         <w:pStyle w:val="note"/>
-        <w:divId w:val="1046753530"/>
+        <w:divId w:val="2026124941"/>
         <w:rPr>
           <w:rFonts w:ascii="Segoe UI" w:hAnsi="Segoe UI" w:cs="Segoe UI"/>
           <w:lang w:val="pt-BR"/>
@@ -25,7 +25,7 @@
     <w:p>
       <w:pPr>
         <w:pStyle w:val="note"/>
-        <w:divId w:val="1046753530"/>
+        <w:divId w:val="2026124941"/>
         <w:rPr>
           <w:rFonts w:ascii="Segoe UI" w:hAnsi="Segoe UI" w:cs="Segoe UI"/>
           <w:lang w:val="pt-BR"/>
@@ -45,7 +45,7 @@
     <w:p>
       <w:pPr>
         <w:pStyle w:val="1"/>
-        <w:divId w:val="1046753530"/>
+        <w:divId w:val="2026124941"/>
         <w:rPr>
           <w:rFonts w:ascii="Segoe UI" w:eastAsia="Times New Roman" w:hAnsi="Segoe UI" w:cs="Segoe UI"/>
           <w:lang w:val="pt-BR"/>
@@ -62,7 +62,7 @@
     <w:p>
       <w:pPr>
         <w:pStyle w:val="2"/>
-        <w:divId w:val="1046753530"/>
+        <w:divId w:val="2026124941"/>
         <w:rPr>
           <w:rFonts w:ascii="Segoe UI" w:eastAsia="Times New Roman" w:hAnsi="Segoe UI" w:cs="Segoe UI"/>
           <w:lang w:val="pt-BR"/>
@@ -79,7 +79,7 @@
     <w:p>
       <w:pPr>
         <w:pStyle w:val="note"/>
-        <w:divId w:val="1046753530"/>
+        <w:divId w:val="2026124941"/>
         <w:rPr>
           <w:rFonts w:ascii="Segoe UI" w:hAnsi="Segoe UI" w:cs="Segoe UI"/>
           <w:lang w:val="pt-BR"/>
@@ -109,7 +109,7 @@
     <w:p>
       <w:pPr>
         <w:pStyle w:val="a7"/>
-        <w:divId w:val="1046753530"/>
+        <w:divId w:val="2026124941"/>
         <w:rPr>
           <w:rFonts w:ascii="Segoe UI" w:hAnsi="Segoe UI" w:cs="Segoe UI"/>
           <w:color w:val="1C1C1C"/>
@@ -128,7 +128,7 @@
     <w:p>
       <w:pPr>
         <w:pStyle w:val="a7"/>
-        <w:divId w:val="1046753530"/>
+        <w:divId w:val="2026124941"/>
         <w:rPr>
           <w:rFonts w:ascii="Segoe UI" w:hAnsi="Segoe UI" w:cs="Segoe UI"/>
           <w:color w:val="1C1C1C"/>
@@ -147,7 +147,7 @@
     <w:p>
       <w:pPr>
         <w:pStyle w:val="3"/>
-        <w:divId w:val="1046753530"/>
+        <w:divId w:val="2026124941"/>
         <w:rPr>
           <w:rFonts w:ascii="Segoe UI" w:eastAsia="Times New Roman" w:hAnsi="Segoe UI" w:cs="Segoe UI"/>
           <w:lang w:val="pt-BR"/>
@@ -171,7 +171,7 @@
     <w:p>
       <w:pPr>
         <w:pStyle w:val="a7"/>
-        <w:divId w:val="1046753530"/>
+        <w:divId w:val="2026124941"/>
         <w:rPr>
           <w:rFonts w:ascii="Segoe UI" w:hAnsi="Segoe UI" w:cs="Segoe UI"/>
           <w:color w:val="1C1C1C"/>
@@ -198,7 +198,7 @@
     <w:p>
       <w:pPr>
         <w:pStyle w:val="3"/>
-        <w:divId w:val="1046753530"/>
+        <w:divId w:val="2026124941"/>
         <w:rPr>
           <w:rFonts w:ascii="Segoe UI" w:eastAsia="Times New Roman" w:hAnsi="Segoe UI" w:cs="Segoe UI"/>
           <w:lang w:val="pt-BR"/>
@@ -215,7 +215,7 @@
     <w:p>
       <w:pPr>
         <w:pStyle w:val="a7"/>
-        <w:divId w:val="1046753530"/>
+        <w:divId w:val="2026124941"/>
         <w:rPr>
           <w:rFonts w:ascii="Segoe UI" w:hAnsi="Segoe UI" w:cs="Segoe UI"/>
           <w:color w:val="1C1C1C"/>
@@ -242,7 +242,7 @@
     <w:p>
       <w:pPr>
         <w:pStyle w:val="3"/>
-        <w:divId w:val="1046753530"/>
+        <w:divId w:val="2026124941"/>
         <w:rPr>
           <w:rFonts w:ascii="Segoe UI" w:eastAsia="Times New Roman" w:hAnsi="Segoe UI" w:cs="Segoe UI"/>
           <w:lang w:val="pt-BR"/>
@@ -259,7 +259,7 @@
     <w:p>
       <w:pPr>
         <w:pStyle w:val="a7"/>
-        <w:divId w:val="1046753530"/>
+        <w:divId w:val="2026124941"/>
         <w:rPr>
           <w:rFonts w:ascii="Segoe UI" w:hAnsi="Segoe UI" w:cs="Segoe UI"/>
           <w:color w:val="1C1C1C"/>
@@ -286,7 +286,7 @@
     <w:p>
       <w:pPr>
         <w:pStyle w:val="note"/>
-        <w:divId w:val="1046753530"/>
+        <w:divId w:val="2026124941"/>
         <w:rPr>
           <w:rFonts w:ascii="Segoe UI" w:hAnsi="Segoe UI" w:cs="Segoe UI"/>
           <w:lang w:val="pt-BR"/>
@@ -306,7 +306,7 @@
     <w:p>
       <w:pPr>
         <w:pStyle w:val="3"/>
-        <w:divId w:val="1046753530"/>
+        <w:divId w:val="2026124941"/>
         <w:rPr>
           <w:rFonts w:ascii="Segoe UI" w:eastAsia="Times New Roman" w:hAnsi="Segoe UI" w:cs="Segoe UI"/>
           <w:lang w:val="pt-BR"/>
@@ -323,7 +323,7 @@
     <w:p>
       <w:pPr>
         <w:pStyle w:val="a7"/>
-        <w:divId w:val="1046753530"/>
+        <w:divId w:val="2026124941"/>
         <w:rPr>
           <w:rFonts w:ascii="Segoe UI" w:hAnsi="Segoe UI" w:cs="Segoe UI"/>
           <w:color w:val="1C1C1C"/>
@@ -358,7 +358,7 @@
     <w:p>
       <w:pPr>
         <w:pStyle w:val="3"/>
-        <w:divId w:val="1046753530"/>
+        <w:divId w:val="2026124941"/>
         <w:rPr>
           <w:rFonts w:ascii="Segoe UI" w:eastAsia="Times New Roman" w:hAnsi="Segoe UI" w:cs="Segoe UI"/>
           <w:lang w:val="pt-BR"/>
@@ -375,7 +375,7 @@
     <w:p>
       <w:pPr>
         <w:pStyle w:val="a7"/>
-        <w:divId w:val="1046753530"/>
+        <w:divId w:val="2026124941"/>
         <w:rPr>
           <w:rFonts w:ascii="Segoe UI" w:hAnsi="Segoe UI" w:cs="Segoe UI"/>
           <w:color w:val="1C1C1C"/>
@@ -402,7 +402,7 @@
     <w:p>
       <w:pPr>
         <w:pStyle w:val="3"/>
-        <w:divId w:val="1046753530"/>
+        <w:divId w:val="2026124941"/>
         <w:rPr>
           <w:rFonts w:ascii="Segoe UI" w:eastAsia="Times New Roman" w:hAnsi="Segoe UI" w:cs="Segoe UI"/>
           <w:lang w:val="pt-BR"/>
@@ -419,7 +419,7 @@
     <w:p>
       <w:pPr>
         <w:pStyle w:val="a7"/>
-        <w:divId w:val="1046753530"/>
+        <w:divId w:val="2026124941"/>
         <w:rPr>
           <w:rFonts w:ascii="Segoe UI" w:hAnsi="Segoe UI" w:cs="Segoe UI"/>
           <w:color w:val="1C1C1C"/>
@@ -454,7 +454,7 @@
     <w:p>
       <w:pPr>
         <w:pStyle w:val="3"/>
-        <w:divId w:val="1046753530"/>
+        <w:divId w:val="2026124941"/>
         <w:rPr>
           <w:rFonts w:ascii="Segoe UI" w:eastAsia="Times New Roman" w:hAnsi="Segoe UI" w:cs="Segoe UI"/>
           <w:lang w:val="pt-BR"/>
@@ -471,7 +471,7 @@
     <w:p>
       <w:pPr>
         <w:pStyle w:val="a7"/>
-        <w:divId w:val="1046753530"/>
+        <w:divId w:val="2026124941"/>
         <w:rPr>
           <w:rFonts w:ascii="Segoe UI" w:hAnsi="Segoe UI" w:cs="Segoe UI"/>
           <w:color w:val="1C1C1C"/>
@@ -490,7 +490,7 @@
     <w:p>
       <w:pPr>
         <w:pStyle w:val="a7"/>
-        <w:divId w:val="1046753530"/>
+        <w:divId w:val="2026124941"/>
         <w:rPr>
           <w:rFonts w:ascii="Segoe UI" w:hAnsi="Segoe UI" w:cs="Segoe UI"/>
           <w:color w:val="1C1C1C"/>
@@ -517,7 +517,7 @@
     <w:p>
       <w:pPr>
         <w:pStyle w:val="a7"/>
-        <w:divId w:val="1046753530"/>
+        <w:divId w:val="2026124941"/>
         <w:rPr>
           <w:rFonts w:ascii="Segoe UI" w:hAnsi="Segoe UI" w:cs="Segoe UI"/>
           <w:color w:val="1C1C1C"/>
@@ -536,7 +536,7 @@
     <w:p>
       <w:pPr>
         <w:pStyle w:val="3"/>
-        <w:divId w:val="1046753530"/>
+        <w:divId w:val="2026124941"/>
         <w:rPr>
           <w:rFonts w:ascii="Segoe UI" w:eastAsia="Times New Roman" w:hAnsi="Segoe UI" w:cs="Segoe UI"/>
           <w:lang w:val="pt-BR"/>
@@ -553,7 +553,7 @@
     <w:p>
       <w:pPr>
         <w:pStyle w:val="a7"/>
-        <w:divId w:val="1046753530"/>
+        <w:divId w:val="2026124941"/>
         <w:rPr>
           <w:rFonts w:ascii="Segoe UI" w:hAnsi="Segoe UI" w:cs="Segoe UI"/>
           <w:color w:val="1C1C1C"/>
@@ -580,26 +580,26 @@
     <w:p>
       <w:pPr>
         <w:pStyle w:val="a7"/>
-        <w:divId w:val="1046753530"/>
-        <w:rPr>
-          <w:rFonts w:ascii="Segoe UI" w:hAnsi="Segoe UI" w:cs="Segoe UI"/>
-          <w:color w:val="1C1C1C"/>
-          <w:lang w:val="pt-BR"/>
-        </w:rPr>
-      </w:pPr>
-      <w:r>
-        <w:rPr>
-          <w:rFonts w:ascii="Segoe UI" w:hAnsi="Segoe UI" w:cs="Segoe UI"/>
-          <w:color w:val="1C1C1C"/>
-          <w:lang w:val="pt-BR"/>
-        </w:rPr>
-        <w:t>Sem tela. Fabricado na França (Cannes), certificação CE.</w:t>
+        <w:divId w:val="2026124941"/>
+        <w:rPr>
+          <w:rFonts w:ascii="Segoe UI" w:hAnsi="Segoe UI" w:cs="Segoe UI"/>
+          <w:color w:val="1C1C1C"/>
+          <w:lang w:val="pt-BR"/>
+        </w:rPr>
+      </w:pPr>
+      <w:r>
+        <w:rPr>
+          <w:rFonts w:ascii="Segoe UI" w:hAnsi="Segoe UI" w:cs="Segoe UI"/>
+          <w:color w:val="1C1C1C"/>
+          <w:lang w:val="pt-BR"/>
+        </w:rPr>
+        <w:t>Sem tela. Projetado na França, certificação CE.</w:t>
       </w:r>
     </w:p>
     <w:p>
       <w:pPr>
         <w:pStyle w:val="note"/>
-        <w:divId w:val="1046753530"/>
+        <w:divId w:val="2026124941"/>
         <w:rPr>
           <w:rFonts w:ascii="Segoe UI" w:hAnsi="Segoe UI" w:cs="Segoe UI"/>
           <w:lang w:val="pt-BR"/>
@@ -619,34 +619,34 @@
     <w:p>
       <w:pPr>
         <w:pStyle w:val="a7"/>
-        <w:divId w:val="1046753530"/>
-        <w:rPr>
-          <w:rFonts w:ascii="Segoe UI" w:hAnsi="Segoe UI" w:cs="Segoe UI"/>
-          <w:color w:val="1C1C1C"/>
-          <w:lang w:val="pt-BR"/>
-        </w:rPr>
-      </w:pPr>
-      <w:r>
-        <w:rPr>
-          <w:rFonts w:ascii="Segoe UI" w:hAnsi="Segoe UI" w:cs="Segoe UI"/>
-          <w:color w:val="1C1C1C"/>
-          <w:lang w:val="pt-BR"/>
-        </w:rPr>
-        <w:t>Experimente o robô antes de comprar. Ele funciona dire</w:t>
-      </w:r>
-      <w:r>
-        <w:rPr>
-          <w:rFonts w:ascii="Segoe UI" w:hAnsi="Segoe UI" w:cs="Segoe UI"/>
-          <w:color w:val="1C1C1C"/>
-          <w:lang w:val="pt-BR"/>
-        </w:rPr>
-        <w:t>to no navegador. Abra o link ou aponte a câmera para o QR code:</w:t>
-      </w:r>
-    </w:p>
-    <w:p>
-      <w:pPr>
-        <w:pStyle w:val="a7"/>
-        <w:divId w:val="1046753530"/>
+        <w:divId w:val="2026124941"/>
+        <w:rPr>
+          <w:rFonts w:ascii="Segoe UI" w:hAnsi="Segoe UI" w:cs="Segoe UI"/>
+          <w:color w:val="1C1C1C"/>
+          <w:lang w:val="pt-BR"/>
+        </w:rPr>
+      </w:pPr>
+      <w:r>
+        <w:rPr>
+          <w:rFonts w:ascii="Segoe UI" w:hAnsi="Segoe UI" w:cs="Segoe UI"/>
+          <w:color w:val="1C1C1C"/>
+          <w:lang w:val="pt-BR"/>
+        </w:rPr>
+        <w:t>Experimente o robô antes de comprar. Ele funciona direto no nav</w:t>
+      </w:r>
+      <w:r>
+        <w:rPr>
+          <w:rFonts w:ascii="Segoe UI" w:hAnsi="Segoe UI" w:cs="Segoe UI"/>
+          <w:color w:val="1C1C1C"/>
+          <w:lang w:val="pt-BR"/>
+        </w:rPr>
+        <w:t>egador. Abra o link ou aponte a câmera para o QR code:</w:t>
+      </w:r>
+    </w:p>
+    <w:p>
+      <w:pPr>
+        <w:pStyle w:val="a7"/>
+        <w:divId w:val="2026124941"/>
         <w:rPr>
           <w:rFonts w:ascii="Segoe UI" w:hAnsi="Segoe UI" w:cs="Segoe UI"/>
           <w:color w:val="1C1C1C"/>
@@ -665,7 +665,7 @@
     <w:p>
       <w:pPr>
         <w:pStyle w:val="note"/>
-        <w:divId w:val="1046753530"/>
+        <w:divId w:val="2026124941"/>
         <w:rPr>
           <w:rFonts w:ascii="Segoe UI" w:hAnsi="Segoe UI" w:cs="Segoe UI"/>
           <w:lang w:val="pt-BR"/>
@@ -685,7 +685,7 @@
     <w:p>
       <w:pPr>
         <w:pStyle w:val="note"/>
-        <w:divId w:val="1046753530"/>
+        <w:divId w:val="2026124941"/>
         <w:rPr>
           <w:rFonts w:ascii="Segoe UI" w:hAnsi="Segoe UI" w:cs="Segoe UI"/>
           <w:lang w:val="pt-BR"/>
@@ -705,7 +705,7 @@
     <w:p>
       <w:pPr>
         <w:pStyle w:val="a7"/>
-        <w:divId w:val="1046753530"/>
+        <w:divId w:val="2026124941"/>
         <w:rPr>
           <w:rFonts w:ascii="Segoe UI" w:hAnsi="Segoe UI" w:cs="Segoe UI"/>
           <w:color w:val="1C1C1C"/>
@@ -724,7 +724,7 @@
     <w:p>
       <w:pPr>
         <w:pStyle w:val="a7"/>
-        <w:divId w:val="1046753530"/>
+        <w:divId w:val="2026124941"/>
         <w:rPr>
           <w:rFonts w:ascii="Segoe UI" w:hAnsi="Segoe UI" w:cs="Segoe UI"/>
           <w:color w:val="1C1C1C"/>
@@ -753,13 +753,13 @@
           <w:color w:val="1C1C1C"/>
           <w:lang w:val="pt-BR"/>
         </w:rPr>
-        <w:t>eria Li-Ion, carregamento USB-C, cerca de 1,5 hora. Faixa etária 4-10 anos. Fabricado em Cannes, França. Certificação CE.</w:t>
-      </w:r>
-    </w:p>
-    <w:p>
-      <w:pPr>
-        <w:pStyle w:val="a7"/>
-        <w:divId w:val="1046753530"/>
+        <w:t>eria Li-Ion, carregamento USB-C, cerca de 1,5 hora. Faixa etária 4-10 anos. Projetado na França. Certificação CE.</w:t>
+      </w:r>
+    </w:p>
+    <w:p>
+      <w:pPr>
+        <w:pStyle w:val="a7"/>
+        <w:divId w:val="2026124941"/>
         <w:rPr>
           <w:rFonts w:ascii="Segoe UI" w:hAnsi="Segoe UI" w:cs="Segoe UI"/>
           <w:color w:val="1C1C1C"/>
@@ -778,7 +778,7 @@
     <w:p>
       <w:pPr>
         <w:pStyle w:val="note"/>
-        <w:divId w:val="1046753530"/>
+        <w:divId w:val="2026124941"/>
         <w:rPr>
           <w:rFonts w:ascii="Segoe UI" w:hAnsi="Segoe UI" w:cs="Segoe UI"/>
           <w:lang w:val="pt-BR"/>
@@ -792,7 +792,7 @@
           <w:iCs/>
           <w:lang w:val="pt-BR"/>
         </w:rPr>
-        <w:t>O cód</w:t>
+        <w:t>O código do p</w:t>
       </w:r>
       <w:r>
         <w:rPr>
@@ -802,13 +802,13 @@
           <w:iCs/>
           <w:lang w:val="pt-BR"/>
         </w:rPr>
-        <w:t>igo do produto e o preço são definidos pelo distribuidor.</w:t>
+        <w:t>roduto e o preço são definidos pelo distribuidor.</w:t>
       </w:r>
     </w:p>
     <w:p>
       <w:pPr>
         <w:pStyle w:val="note"/>
-        <w:divId w:val="1046753530"/>
+        <w:divId w:val="2026124941"/>
         <w:rPr>
           <w:rFonts w:ascii="Segoe UI" w:hAnsi="Segoe UI" w:cs="Segoe UI"/>
           <w:lang w:val="pt-BR"/>

--- a/pt-br/catalogue.docx
+++ b/pt-br/catalogue.docx
@@ -5,7 +5,7 @@
     <w:p>
       <w:pPr>
         <w:pStyle w:val="note"/>
-        <w:divId w:val="2026124941"/>
+        <w:divId w:val="917250607"/>
         <w:rPr>
           <w:rFonts w:ascii="Segoe UI" w:hAnsi="Segoe UI" w:cs="Segoe UI"/>
           <w:lang w:val="pt-BR"/>
@@ -25,7 +25,7 @@
     <w:p>
       <w:pPr>
         <w:pStyle w:val="note"/>
-        <w:divId w:val="2026124941"/>
+        <w:divId w:val="917250607"/>
         <w:rPr>
           <w:rFonts w:ascii="Segoe UI" w:hAnsi="Segoe UI" w:cs="Segoe UI"/>
           <w:lang w:val="pt-BR"/>
@@ -45,7 +45,7 @@
     <w:p>
       <w:pPr>
         <w:pStyle w:val="1"/>
-        <w:divId w:val="2026124941"/>
+        <w:divId w:val="917250607"/>
         <w:rPr>
           <w:rFonts w:ascii="Segoe UI" w:eastAsia="Times New Roman" w:hAnsi="Segoe UI" w:cs="Segoe UI"/>
           <w:lang w:val="pt-BR"/>
@@ -62,7 +62,7 @@
     <w:p>
       <w:pPr>
         <w:pStyle w:val="2"/>
-        <w:divId w:val="2026124941"/>
+        <w:divId w:val="917250607"/>
         <w:rPr>
           <w:rFonts w:ascii="Segoe UI" w:eastAsia="Times New Roman" w:hAnsi="Segoe UI" w:cs="Segoe UI"/>
           <w:lang w:val="pt-BR"/>
@@ -79,7 +79,7 @@
     <w:p>
       <w:pPr>
         <w:pStyle w:val="note"/>
-        <w:divId w:val="2026124941"/>
+        <w:divId w:val="917250607"/>
         <w:rPr>
           <w:rFonts w:ascii="Segoe UI" w:hAnsi="Segoe UI" w:cs="Segoe UI"/>
           <w:lang w:val="pt-BR"/>
@@ -109,7 +109,7 @@
     <w:p>
       <w:pPr>
         <w:pStyle w:val="a7"/>
-        <w:divId w:val="2026124941"/>
+        <w:divId w:val="917250607"/>
         <w:rPr>
           <w:rFonts w:ascii="Segoe UI" w:hAnsi="Segoe UI" w:cs="Segoe UI"/>
           <w:color w:val="1C1C1C"/>
@@ -128,7 +128,7 @@
     <w:p>
       <w:pPr>
         <w:pStyle w:val="a7"/>
-        <w:divId w:val="2026124941"/>
+        <w:divId w:val="917250607"/>
         <w:rPr>
           <w:rFonts w:ascii="Segoe UI" w:hAnsi="Segoe UI" w:cs="Segoe UI"/>
           <w:color w:val="1C1C1C"/>
@@ -147,7 +147,7 @@
     <w:p>
       <w:pPr>
         <w:pStyle w:val="3"/>
-        <w:divId w:val="2026124941"/>
+        <w:divId w:val="917250607"/>
         <w:rPr>
           <w:rFonts w:ascii="Segoe UI" w:eastAsia="Times New Roman" w:hAnsi="Segoe UI" w:cs="Segoe UI"/>
           <w:lang w:val="pt-BR"/>
@@ -171,7 +171,7 @@
     <w:p>
       <w:pPr>
         <w:pStyle w:val="a7"/>
-        <w:divId w:val="2026124941"/>
+        <w:divId w:val="917250607"/>
         <w:rPr>
           <w:rFonts w:ascii="Segoe UI" w:hAnsi="Segoe UI" w:cs="Segoe UI"/>
           <w:color w:val="1C1C1C"/>
@@ -198,7 +198,7 @@
     <w:p>
       <w:pPr>
         <w:pStyle w:val="3"/>
-        <w:divId w:val="2026124941"/>
+        <w:divId w:val="917250607"/>
         <w:rPr>
           <w:rFonts w:ascii="Segoe UI" w:eastAsia="Times New Roman" w:hAnsi="Segoe UI" w:cs="Segoe UI"/>
           <w:lang w:val="pt-BR"/>
@@ -215,7 +215,7 @@
     <w:p>
       <w:pPr>
         <w:pStyle w:val="a7"/>
-        <w:divId w:val="2026124941"/>
+        <w:divId w:val="917250607"/>
         <w:rPr>
           <w:rFonts w:ascii="Segoe UI" w:hAnsi="Segoe UI" w:cs="Segoe UI"/>
           <w:color w:val="1C1C1C"/>
@@ -242,7 +242,7 @@
     <w:p>
       <w:pPr>
         <w:pStyle w:val="3"/>
-        <w:divId w:val="2026124941"/>
+        <w:divId w:val="917250607"/>
         <w:rPr>
           <w:rFonts w:ascii="Segoe UI" w:eastAsia="Times New Roman" w:hAnsi="Segoe UI" w:cs="Segoe UI"/>
           <w:lang w:val="pt-BR"/>
@@ -259,7 +259,7 @@
     <w:p>
       <w:pPr>
         <w:pStyle w:val="a7"/>
-        <w:divId w:val="2026124941"/>
+        <w:divId w:val="917250607"/>
         <w:rPr>
           <w:rFonts w:ascii="Segoe UI" w:hAnsi="Segoe UI" w:cs="Segoe UI"/>
           <w:color w:val="1C1C1C"/>
@@ -286,7 +286,7 @@
     <w:p>
       <w:pPr>
         <w:pStyle w:val="note"/>
-        <w:divId w:val="2026124941"/>
+        <w:divId w:val="917250607"/>
         <w:rPr>
           <w:rFonts w:ascii="Segoe UI" w:hAnsi="Segoe UI" w:cs="Segoe UI"/>
           <w:lang w:val="pt-BR"/>
@@ -306,7 +306,7 @@
     <w:p>
       <w:pPr>
         <w:pStyle w:val="3"/>
-        <w:divId w:val="2026124941"/>
+        <w:divId w:val="917250607"/>
         <w:rPr>
           <w:rFonts w:ascii="Segoe UI" w:eastAsia="Times New Roman" w:hAnsi="Segoe UI" w:cs="Segoe UI"/>
           <w:lang w:val="pt-BR"/>
@@ -323,7 +323,7 @@
     <w:p>
       <w:pPr>
         <w:pStyle w:val="a7"/>
-        <w:divId w:val="2026124941"/>
+        <w:divId w:val="917250607"/>
         <w:rPr>
           <w:rFonts w:ascii="Segoe UI" w:hAnsi="Segoe UI" w:cs="Segoe UI"/>
           <w:color w:val="1C1C1C"/>
@@ -358,7 +358,7 @@
     <w:p>
       <w:pPr>
         <w:pStyle w:val="3"/>
-        <w:divId w:val="2026124941"/>
+        <w:divId w:val="917250607"/>
         <w:rPr>
           <w:rFonts w:ascii="Segoe UI" w:eastAsia="Times New Roman" w:hAnsi="Segoe UI" w:cs="Segoe UI"/>
           <w:lang w:val="pt-BR"/>
@@ -375,7 +375,7 @@
     <w:p>
       <w:pPr>
         <w:pStyle w:val="a7"/>
-        <w:divId w:val="2026124941"/>
+        <w:divId w:val="917250607"/>
         <w:rPr>
           <w:rFonts w:ascii="Segoe UI" w:hAnsi="Segoe UI" w:cs="Segoe UI"/>
           <w:color w:val="1C1C1C"/>
@@ -402,7 +402,7 @@
     <w:p>
       <w:pPr>
         <w:pStyle w:val="3"/>
-        <w:divId w:val="2026124941"/>
+        <w:divId w:val="917250607"/>
         <w:rPr>
           <w:rFonts w:ascii="Segoe UI" w:eastAsia="Times New Roman" w:hAnsi="Segoe UI" w:cs="Segoe UI"/>
           <w:lang w:val="pt-BR"/>
@@ -419,7 +419,7 @@
     <w:p>
       <w:pPr>
         <w:pStyle w:val="a7"/>
-        <w:divId w:val="2026124941"/>
+        <w:divId w:val="917250607"/>
         <w:rPr>
           <w:rFonts w:ascii="Segoe UI" w:hAnsi="Segoe UI" w:cs="Segoe UI"/>
           <w:color w:val="1C1C1C"/>
@@ -454,7 +454,7 @@
     <w:p>
       <w:pPr>
         <w:pStyle w:val="3"/>
-        <w:divId w:val="2026124941"/>
+        <w:divId w:val="917250607"/>
         <w:rPr>
           <w:rFonts w:ascii="Segoe UI" w:eastAsia="Times New Roman" w:hAnsi="Segoe UI" w:cs="Segoe UI"/>
           <w:lang w:val="pt-BR"/>
@@ -471,7 +471,7 @@
     <w:p>
       <w:pPr>
         <w:pStyle w:val="a7"/>
-        <w:divId w:val="2026124941"/>
+        <w:divId w:val="917250607"/>
         <w:rPr>
           <w:rFonts w:ascii="Segoe UI" w:hAnsi="Segoe UI" w:cs="Segoe UI"/>
           <w:color w:val="1C1C1C"/>
@@ -490,7 +490,7 @@
     <w:p>
       <w:pPr>
         <w:pStyle w:val="a7"/>
-        <w:divId w:val="2026124941"/>
+        <w:divId w:val="917250607"/>
         <w:rPr>
           <w:rFonts w:ascii="Segoe UI" w:hAnsi="Segoe UI" w:cs="Segoe UI"/>
           <w:color w:val="1C1C1C"/>
@@ -517,7 +517,7 @@
     <w:p>
       <w:pPr>
         <w:pStyle w:val="a7"/>
-        <w:divId w:val="2026124941"/>
+        <w:divId w:val="917250607"/>
         <w:rPr>
           <w:rFonts w:ascii="Segoe UI" w:hAnsi="Segoe UI" w:cs="Segoe UI"/>
           <w:color w:val="1C1C1C"/>
@@ -536,7 +536,7 @@
     <w:p>
       <w:pPr>
         <w:pStyle w:val="3"/>
-        <w:divId w:val="2026124941"/>
+        <w:divId w:val="917250607"/>
         <w:rPr>
           <w:rFonts w:ascii="Segoe UI" w:eastAsia="Times New Roman" w:hAnsi="Segoe UI" w:cs="Segoe UI"/>
           <w:lang w:val="pt-BR"/>
@@ -553,7 +553,7 @@
     <w:p>
       <w:pPr>
         <w:pStyle w:val="a7"/>
-        <w:divId w:val="2026124941"/>
+        <w:divId w:val="917250607"/>
         <w:rPr>
           <w:rFonts w:ascii="Segoe UI" w:hAnsi="Segoe UI" w:cs="Segoe UI"/>
           <w:color w:val="1C1C1C"/>
@@ -580,7 +580,7 @@
     <w:p>
       <w:pPr>
         <w:pStyle w:val="a7"/>
-        <w:divId w:val="2026124941"/>
+        <w:divId w:val="917250607"/>
         <w:rPr>
           <w:rFonts w:ascii="Segoe UI" w:hAnsi="Segoe UI" w:cs="Segoe UI"/>
           <w:color w:val="1C1C1C"/>
@@ -599,7 +599,7 @@
     <w:p>
       <w:pPr>
         <w:pStyle w:val="note"/>
-        <w:divId w:val="2026124941"/>
+        <w:divId w:val="917250607"/>
         <w:rPr>
           <w:rFonts w:ascii="Segoe UI" w:hAnsi="Segoe UI" w:cs="Segoe UI"/>
           <w:lang w:val="pt-BR"/>
@@ -619,7 +619,7 @@
     <w:p>
       <w:pPr>
         <w:pStyle w:val="a7"/>
-        <w:divId w:val="2026124941"/>
+        <w:divId w:val="917250607"/>
         <w:rPr>
           <w:rFonts w:ascii="Segoe UI" w:hAnsi="Segoe UI" w:cs="Segoe UI"/>
           <w:color w:val="1C1C1C"/>
@@ -646,7 +646,7 @@
     <w:p>
       <w:pPr>
         <w:pStyle w:val="a7"/>
-        <w:divId w:val="2026124941"/>
+        <w:divId w:val="917250607"/>
         <w:rPr>
           <w:rFonts w:ascii="Segoe UI" w:hAnsi="Segoe UI" w:cs="Segoe UI"/>
           <w:color w:val="1C1C1C"/>
@@ -665,7 +665,7 @@
     <w:p>
       <w:pPr>
         <w:pStyle w:val="note"/>
-        <w:divId w:val="2026124941"/>
+        <w:divId w:val="917250607"/>
         <w:rPr>
           <w:rFonts w:ascii="Segoe UI" w:hAnsi="Segoe UI" w:cs="Segoe UI"/>
           <w:lang w:val="pt-BR"/>
@@ -685,7 +685,7 @@
     <w:p>
       <w:pPr>
         <w:pStyle w:val="note"/>
-        <w:divId w:val="2026124941"/>
+        <w:divId w:val="917250607"/>
         <w:rPr>
           <w:rFonts w:ascii="Segoe UI" w:hAnsi="Segoe UI" w:cs="Segoe UI"/>
           <w:lang w:val="pt-BR"/>
@@ -705,7 +705,7 @@
     <w:p>
       <w:pPr>
         <w:pStyle w:val="a7"/>
-        <w:divId w:val="2026124941"/>
+        <w:divId w:val="917250607"/>
         <w:rPr>
           <w:rFonts w:ascii="Segoe UI" w:hAnsi="Segoe UI" w:cs="Segoe UI"/>
           <w:color w:val="1C1C1C"/>
@@ -724,7 +724,7 @@
     <w:p>
       <w:pPr>
         <w:pStyle w:val="a7"/>
-        <w:divId w:val="2026124941"/>
+        <w:divId w:val="917250607"/>
         <w:rPr>
           <w:rFonts w:ascii="Segoe UI" w:hAnsi="Segoe UI" w:cs="Segoe UI"/>
           <w:color w:val="1C1C1C"/>
@@ -745,40 +745,48 @@
           <w:color w:val="1C1C1C"/>
           <w:lang w:val="pt-BR"/>
         </w:rPr>
-        <w:t>chas em papelão. Robô com 125 mm de diâmetro, 44 mm de altura, 220 g. Controle 317 x 217 x 62 mm, 680 g. Fichas de 33 x 33 mm, NFC. 11 slots duplos. Passo padrão de 15 cm, ajustável a qualquer tamanho. Giros de 1 a 360 graus. Bluetooth de cerca de 5 m. Bat</w:t>
-      </w:r>
-      <w:r>
-        <w:rPr>
-          <w:rFonts w:ascii="Segoe UI" w:hAnsi="Segoe UI" w:cs="Segoe UI"/>
-          <w:color w:val="1C1C1C"/>
-          <w:lang w:val="pt-BR"/>
-        </w:rPr>
-        <w:t>eria Li-Ion, carregamento USB-C, cerca de 1,5 hora. Faixa etária 4-10 anos. Projetado na França. Certificação CE.</w:t>
-      </w:r>
-    </w:p>
-    <w:p>
-      <w:pPr>
-        <w:pStyle w:val="a7"/>
-        <w:divId w:val="2026124941"/>
-        <w:rPr>
-          <w:rFonts w:ascii="Segoe UI" w:hAnsi="Segoe UI" w:cs="Segoe UI"/>
-          <w:color w:val="1C1C1C"/>
-          <w:lang w:val="pt-BR"/>
-        </w:rPr>
-      </w:pPr>
-      <w:r>
-        <w:rPr>
-          <w:rFonts w:ascii="Segoe UI" w:hAnsi="Segoe UI" w:cs="Segoe UI"/>
-          <w:color w:val="1C1C1C"/>
-          <w:lang w:val="pt-BR"/>
-        </w:rPr>
-        <w:t>Serviço. Servem canetas hidrográficas comuns, a bateria é substituível. Garantia e assistência são oferecidas pelo distribuidor.</w:t>
+        <w:t>chas em papelão. Robô com 125 mm de diâmetro, 44 mm de altura, 225 g. Controle 317 x 217 x 62 mm, 760 g. Fichas de 33 x 33 mm, NFC, conjunto completo 150 g. Kit na caixa, cerca de 1,9 kg. 11 slots duplos. Passo padrão de 15 cm, ajustável a qualquer tamanho</w:t>
+      </w:r>
+      <w:r>
+        <w:rPr>
+          <w:rFonts w:ascii="Segoe UI" w:hAnsi="Segoe UI" w:cs="Segoe UI"/>
+          <w:color w:val="1C1C1C"/>
+          <w:lang w:val="pt-BR"/>
+        </w:rPr>
+        <w:t>. Giros de 1 a 360 graus. Bluetooth de cerca de 5 m. Bateria Li-Ion, carregamento USB-C, cerca de 1,5 hora. Faixa etária 4-10 anos. Projetado na França. Certificação CE.</w:t>
+      </w:r>
+    </w:p>
+    <w:p>
+      <w:pPr>
+        <w:pStyle w:val="a7"/>
+        <w:divId w:val="917250607"/>
+        <w:rPr>
+          <w:rFonts w:ascii="Segoe UI" w:hAnsi="Segoe UI" w:cs="Segoe UI"/>
+          <w:color w:val="1C1C1C"/>
+          <w:lang w:val="pt-BR"/>
+        </w:rPr>
+      </w:pPr>
+      <w:r>
+        <w:rPr>
+          <w:rFonts w:ascii="Segoe UI" w:hAnsi="Segoe UI" w:cs="Segoe UI"/>
+          <w:color w:val="1C1C1C"/>
+          <w:lang w:val="pt-BR"/>
+        </w:rPr>
+        <w:t>Serviço. Servem canetas hidrográficas comuns, a bateria é substituível. Garantia e ass</w:t>
+      </w:r>
+      <w:r>
+        <w:rPr>
+          <w:rFonts w:ascii="Segoe UI" w:hAnsi="Segoe UI" w:cs="Segoe UI"/>
+          <w:color w:val="1C1C1C"/>
+          <w:lang w:val="pt-BR"/>
+        </w:rPr>
+        <w:t>istência são oferecidas pelo distribuidor.</w:t>
       </w:r>
     </w:p>
     <w:p>
       <w:pPr>
         <w:pStyle w:val="note"/>
-        <w:divId w:val="2026124941"/>
+        <w:divId w:val="917250607"/>
         <w:rPr>
           <w:rFonts w:ascii="Segoe UI" w:hAnsi="Segoe UI" w:cs="Segoe UI"/>
           <w:lang w:val="pt-BR"/>
@@ -792,23 +800,13 @@
           <w:iCs/>
           <w:lang w:val="pt-BR"/>
         </w:rPr>
-        <w:t>O código do p</w:t>
-      </w:r>
-      <w:r>
-        <w:rPr>
-          <w:rStyle w:val="a5"/>
-          <w:rFonts w:ascii="Segoe UI" w:hAnsi="Segoe UI" w:cs="Segoe UI"/>
-          <w:i/>
-          <w:iCs/>
-          <w:lang w:val="pt-BR"/>
-        </w:rPr>
-        <w:t>roduto e o preço são definidos pelo distribuidor.</w:t>
+        <w:t>O código do produto e o preço são definidos pelo distribuidor.</w:t>
       </w:r>
     </w:p>
     <w:p>
       <w:pPr>
         <w:pStyle w:val="note"/>
-        <w:divId w:val="2026124941"/>
+        <w:divId w:val="917250607"/>
         <w:rPr>
           <w:rFonts w:ascii="Segoe UI" w:hAnsi="Segoe UI" w:cs="Segoe UI"/>
           <w:lang w:val="pt-BR"/>
